--- a/internal_doc/03.开发设计/Story-驱动优化.docx
+++ b/internal_doc/03.开发设计/Story-驱动优化.docx
@@ -394,11 +394,6 @@
       </w:r>
     </w:p>
     <w:p>
-      <w:pPr>
-        <w:rPr>
-          <w:rFonts w:hint="eastAsia"/>
-        </w:rPr>
-      </w:pPr>
       <w:r>
         <w:rPr>
           <w:rFonts w:hint="eastAsia"/>
@@ -432,6 +427,11 @@
       </w:r>
     </w:p>
     <w:p>
+      <w:pPr>
+        <w:rPr>
+          <w:rFonts w:hint="eastAsia"/>
+        </w:rPr>
+      </w:pPr>
       <w:r>
         <w:rPr>
           <w:rFonts w:hint="eastAsia"/>
@@ -451,7 +451,276 @@
         <w:t>主要是优化和对接口的规范化，没有接口上的改动。</w:t>
       </w:r>
     </w:p>
-    <w:p/>
+    <w:p>
+      <w:pPr>
+        <w:rPr>
+          <w:b/>
+        </w:rPr>
+      </w:pPr>
+      <w:r>
+        <w:rPr>
+          <w:rFonts w:hint="eastAsia"/>
+        </w:rPr>
+        <w:t>新增开启缓存接口</w:t>
+      </w:r>
+      <w:r>
+        <w:rPr>
+          <w:rFonts w:hint="eastAsia"/>
+          <w:b/>
+        </w:rPr>
+        <w:t>，配置时间间隔和缓存大小对外接口：</w:t>
+      </w:r>
+    </w:p>
+    <w:p>
+      <w:pPr>
+        <w:rPr>
+          <w:b/>
+        </w:rPr>
+      </w:pPr>
+      <w:r>
+        <w:rPr>
+          <w:rFonts w:hint="eastAsia"/>
+          <w:b/>
+        </w:rPr>
+        <w:t>C</w:t>
+      </w:r>
+      <w:r>
+        <w:rPr>
+          <w:rFonts w:hint="eastAsia"/>
+          <w:b/>
+        </w:rPr>
+        <w:t>驱动：</w:t>
+      </w:r>
+    </w:p>
+    <w:p>
+      <w:pPr>
+        <w:rPr>
+          <w:b/>
+        </w:rPr>
+      </w:pPr>
+      <w:r>
+        <w:rPr>
+          <w:rFonts w:hint="eastAsia"/>
+          <w:b/>
+        </w:rPr>
+        <w:t xml:space="preserve">SDB_EXPORT </w:t>
+      </w:r>
+      <w:r>
+        <w:rPr>
+          <w:b/>
+        </w:rPr>
+        <w:t>INT32 openCacheStrategy(</w:t>
+      </w:r>
+      <w:r>
+        <w:rPr>
+          <w:rFonts w:hint="eastAsia"/>
+          <w:b/>
+        </w:rPr>
+        <w:t xml:space="preserve"> </w:t>
+      </w:r>
+      <w:r>
+        <w:rPr>
+          <w:b/>
+        </w:rPr>
+        <w:t>BOOLEAN turnOn,</w:t>
+      </w:r>
+    </w:p>
+    <w:p>
+      <w:pPr>
+        <w:ind w:leftChars="170" w:firstLineChars="49" w:firstLine="103"/>
+        <w:rPr>
+          <w:b/>
+        </w:rPr>
+      </w:pPr>
+      <w:r>
+        <w:rPr>
+          <w:b/>
+        </w:rPr>
+        <w:t xml:space="preserve">                      </w:t>
+      </w:r>
+      <w:r>
+        <w:rPr>
+          <w:rFonts w:hint="eastAsia"/>
+          <w:b/>
+        </w:rPr>
+        <w:t xml:space="preserve">           </w:t>
+      </w:r>
+      <w:r>
+        <w:rPr>
+          <w:b/>
+        </w:rPr>
+        <w:t>const UINT32 cacheTimeInterval,</w:t>
+      </w:r>
+    </w:p>
+    <w:p>
+      <w:pPr>
+        <w:rPr>
+          <w:b/>
+        </w:rPr>
+      </w:pPr>
+      <w:r>
+        <w:rPr>
+          <w:b/>
+        </w:rPr>
+        <w:t xml:space="preserve">                       </w:t>
+      </w:r>
+      <w:r>
+        <w:rPr>
+          <w:rFonts w:hint="eastAsia"/>
+          <w:b/>
+        </w:rPr>
+        <w:t xml:space="preserve">           </w:t>
+      </w:r>
+      <w:r>
+        <w:rPr>
+          <w:b/>
+        </w:rPr>
+        <w:t>const UINT32 maxCacheSlotCount )</w:t>
+      </w:r>
+      <w:r>
+        <w:rPr>
+          <w:rFonts w:hint="eastAsia"/>
+          <w:b/>
+        </w:rPr>
+        <w:t xml:space="preserve"> ;</w:t>
+      </w:r>
+    </w:p>
+    <w:p>
+      <w:pPr>
+        <w:rPr>
+          <w:b/>
+        </w:rPr>
+      </w:pPr>
+      <w:r>
+        <w:rPr>
+          <w:rFonts w:hint="eastAsia"/>
+          <w:b/>
+        </w:rPr>
+        <w:t>C++</w:t>
+      </w:r>
+      <w:r>
+        <w:rPr>
+          <w:rFonts w:hint="eastAsia"/>
+          <w:b/>
+        </w:rPr>
+        <w:t>驱动：</w:t>
+      </w:r>
+    </w:p>
+    <w:p>
+      <w:pPr>
+        <w:rPr>
+          <w:b/>
+        </w:rPr>
+      </w:pPr>
+      <w:r>
+        <w:rPr>
+          <w:rFonts w:hint="eastAsia"/>
+          <w:b/>
+        </w:rPr>
+        <w:t xml:space="preserve">SDB_EXPORT </w:t>
+      </w:r>
+      <w:r>
+        <w:rPr>
+          <w:b/>
+        </w:rPr>
+        <w:t>INT32 openCacheStrategy( BOOLEAN turnOn,</w:t>
+      </w:r>
+    </w:p>
+    <w:p>
+      <w:pPr>
+        <w:rPr>
+          <w:b/>
+        </w:rPr>
+      </w:pPr>
+      <w:r>
+        <w:rPr>
+          <w:b/>
+        </w:rPr>
+        <w:t xml:space="preserve">                       </w:t>
+      </w:r>
+      <w:r>
+        <w:rPr>
+          <w:rFonts w:hint="eastAsia"/>
+          <w:b/>
+        </w:rPr>
+        <w:t xml:space="preserve">    </w:t>
+      </w:r>
+      <w:r>
+        <w:rPr>
+          <w:rFonts w:hint="eastAsia"/>
+          <w:b/>
+        </w:rPr>
+        <w:t xml:space="preserve">       </w:t>
+      </w:r>
+      <w:r>
+        <w:rPr>
+          <w:b/>
+        </w:rPr>
+        <w:t>const UINT32 cacheTimeInterval,</w:t>
+      </w:r>
+    </w:p>
+    <w:p>
+      <w:pPr>
+        <w:rPr>
+          <w:b/>
+        </w:rPr>
+      </w:pPr>
+      <w:r>
+        <w:rPr>
+          <w:b/>
+        </w:rPr>
+        <w:t xml:space="preserve">                       </w:t>
+      </w:r>
+      <w:r>
+        <w:rPr>
+          <w:rFonts w:hint="eastAsia"/>
+          <w:b/>
+        </w:rPr>
+        <w:t xml:space="preserve">    </w:t>
+      </w:r>
+      <w:r>
+        <w:rPr>
+          <w:rFonts w:hint="eastAsia"/>
+          <w:b/>
+        </w:rPr>
+        <w:t xml:space="preserve">       </w:t>
+      </w:r>
+      <w:r>
+        <w:rPr>
+          <w:b/>
+        </w:rPr>
+        <w:t>const UINT32 maxCacheSlotCount ) ;</w:t>
+      </w:r>
+    </w:p>
+    <w:p>
+      <w:pPr>
+        <w:rPr>
+          <w:b/>
+        </w:rPr>
+      </w:pPr>
+      <w:r>
+        <w:rPr>
+          <w:rFonts w:hint="eastAsia"/>
+          <w:b/>
+        </w:rPr>
+        <w:t>以上接口只会生效一次。</w:t>
+      </w:r>
+    </w:p>
+    <w:p>
+      <w:pPr>
+        <w:rPr>
+          <w:b/>
+        </w:rPr>
+      </w:pPr>
+      <w:r>
+        <w:rPr>
+          <w:rFonts w:hint="eastAsia"/>
+          <w:b/>
+        </w:rPr>
+        <w:lastRenderedPageBreak/>
+        <w:t>第一次设置的时候，存储传入的参数，之后的设置，不会再次更新配置</w:t>
+      </w:r>
+    </w:p>
     <w:p>
       <w:pPr>
         <w:pStyle w:val="Heading2"/>
@@ -550,7 +819,6 @@
         <w:rPr>
           <w:noProof/>
         </w:rPr>
-        <w:lastRenderedPageBreak/>
         <w:drawing>
           <wp:inline distT="0" distB="0" distL="0" distR="0">
             <wp:extent cx="5270500" cy="2658110"/>
@@ -949,166 +1217,673 @@
         <w:ind w:firstLine="420"/>
       </w:pPr>
       <w:r>
+        <w:t xml:space="preserve">                      &amp;connection-&gt;_sendBufferSize,</w:t>
+      </w:r>
+    </w:p>
+    <w:p>
+      <w:pPr>
+        <w:ind w:firstLine="420"/>
+      </w:pPr>
+      <w:r>
+        <w:t xml:space="preserve">                      &amp;connection-&gt;_pReceiveBuffer,</w:t>
+      </w:r>
+    </w:p>
+    <w:p>
+      <w:pPr>
+        <w:ind w:firstLine="420"/>
+      </w:pPr>
+      <w:r>
+        <w:t xml:space="preserve">                      &amp;connection-&gt;_receiveBufferSize,</w:t>
+      </w:r>
+    </w:p>
+    <w:p>
+      <w:pPr>
+        <w:ind w:firstLine="420"/>
+      </w:pPr>
+      <w:r>
+        <w:t xml:space="preserve">                      connection-&gt;_endianConvert,</w:t>
+      </w:r>
+    </w:p>
+    <w:p>
+      <w:pPr>
+        <w:ind w:firstLine="420"/>
+      </w:pPr>
+      <w:r>
+        <w:t xml:space="preserve">                      pTestCollection, &amp;result, &amp;newObj,</w:t>
+      </w:r>
+    </w:p>
+    <w:p>
+      <w:pPr>
+        <w:ind w:firstLine="420"/>
+      </w:pPr>
+      <w:r>
+        <w:t xml:space="preserve">                      NULL, NULL, NULL ) ;</w:t>
+      </w:r>
+    </w:p>
+    <w:p>
+      <w:pPr>
+        <w:ind w:firstLine="420"/>
+      </w:pPr>
+      <w:r>
+        <w:t xml:space="preserve">   …</w:t>
+      </w:r>
+    </w:p>
+    <w:p>
+      <w:pPr>
+        <w:ind w:firstLine="420"/>
+      </w:pPr>
+      <w:r>
+        <w:t xml:space="preserve">   ALLOC_HANDLE( s, sdbCollectionStruct ) ;</w:t>
+      </w:r>
+    </w:p>
+    <w:p>
+      <w:pPr>
+        <w:ind w:firstLine="420"/>
+      </w:pPr>
+      <w:r>
+        <w:t xml:space="preserve">   s-&gt;_handleType    = SDB_HANDLE_TYPE_COLLECTION ;</w:t>
+      </w:r>
+    </w:p>
+    <w:p>
+      <w:pPr>
+        <w:ind w:firstLine="420"/>
+      </w:pPr>
+      <w:r>
+        <w:t xml:space="preserve">   s-&gt;_connection    = cHandle ;</w:t>
+      </w:r>
+    </w:p>
+    <w:p>
+      <w:pPr>
+        <w:ind w:firstLine="420"/>
+      </w:pPr>
+      <w:r>
+        <w:t xml:space="preserve">   s-&gt;_sock          = connection-&gt;_sock ;</w:t>
+      </w:r>
+    </w:p>
+    <w:p>
+      <w:pPr>
+        <w:ind w:firstLine="420"/>
+      </w:pPr>
+      <w:r>
+        <w:t xml:space="preserve">   s-&gt;_endianConvert = connection-&gt;_endianConvert ;</w:t>
+      </w:r>
+    </w:p>
+    <w:p>
+      <w:pPr>
+        <w:ind w:firstLine="420"/>
+      </w:pPr>
+      <w:r>
+        <w:t xml:space="preserve">   rc = _setCollectionName ( (sdbCollectionHandle)s, pCollectionFullName ) ;</w:t>
+      </w:r>
+    </w:p>
+    <w:p>
+      <w:pPr>
+        <w:ind w:firstLine="420"/>
+      </w:pPr>
+      <w:r>
+        <w:t xml:space="preserve">   …</w:t>
+      </w:r>
+    </w:p>
+    <w:p>
+      <w:pPr>
+        <w:ind w:firstLine="420"/>
+      </w:pPr>
+      <w:r>
+        <w:t xml:space="preserve">   _regSocket( cHandle, &amp;s-&gt;_sock ) ;</w:t>
+      </w:r>
+    </w:p>
+    <w:p>
+      <w:pPr>
+        <w:ind w:firstLine="420"/>
+      </w:pPr>
+      <w:r>
+        <w:t xml:space="preserve">   *handle = (sdbCollectionHandle)s ;</w:t>
+      </w:r>
+    </w:p>
+    <w:p>
+      <w:pPr>
+        <w:ind w:firstLine="420"/>
+      </w:pPr>
+      <w:r>
+        <w:rPr>
+          <w:rFonts w:hint="eastAsia"/>
+        </w:rPr>
+        <w:t xml:space="preserve">   </w:t>
+      </w:r>
+      <w:r>
+        <w:t>…</w:t>
+      </w:r>
+    </w:p>
+    <w:p>
+      <w:pPr>
+        <w:ind w:left="0" w:firstLine="420"/>
+      </w:pPr>
+      <w:r>
+        <w:t>}</w:t>
+      </w:r>
+    </w:p>
+    <w:p>
+      <w:pPr>
+        <w:ind w:firstLine="420"/>
+      </w:pPr>
+    </w:p>
+    <w:p>
+      <w:pPr>
+        <w:ind w:firstLine="420"/>
+      </w:pPr>
+      <w:r>
+        <w:rPr>
+          <w:rFonts w:hint="eastAsia"/>
+        </w:rPr>
+        <w:t>由上述可知，客户端再每一次获取</w:t>
+      </w:r>
+      <w:r>
+        <w:rPr>
+          <w:rFonts w:hint="eastAsia"/>
+        </w:rPr>
+        <w:t>cs/cl</w:t>
+      </w:r>
+      <w:r>
+        <w:rPr>
+          <w:rFonts w:hint="eastAsia"/>
+        </w:rPr>
+        <w:t>时，都必须和</w:t>
+      </w:r>
+      <w:r>
+        <w:rPr>
+          <w:rFonts w:hint="eastAsia"/>
+        </w:rPr>
+        <w:t>db</w:t>
+      </w:r>
+      <w:r>
+        <w:rPr>
+          <w:rFonts w:hint="eastAsia"/>
+        </w:rPr>
+        <w:t>有一次网络通信，其目的主要是能返回正确的数据库信息。</w:t>
+      </w:r>
+    </w:p>
+    <w:p>
+      <w:pPr>
+        <w:ind w:firstLine="420"/>
+      </w:pPr>
+      <w:r>
+        <w:rPr>
+          <w:rFonts w:hint="eastAsia"/>
+        </w:rPr>
+        <w:t>目前驱动所有的操作，几乎都需要通过一次类似网络的网络通信。因此，本次优化将着重于减少此类</w:t>
+      </w:r>
+      <w:r>
+        <w:rPr>
+          <w:rFonts w:hint="eastAsia"/>
+        </w:rPr>
+        <w:t>client</w:t>
+      </w:r>
+      <w:r>
+        <w:rPr>
+          <w:rFonts w:hint="eastAsia"/>
+        </w:rPr>
+        <w:t>和</w:t>
+      </w:r>
+      <w:r>
+        <w:rPr>
+          <w:rFonts w:hint="eastAsia"/>
+        </w:rPr>
+        <w:t>db</w:t>
+      </w:r>
+      <w:r>
+        <w:rPr>
+          <w:rFonts w:hint="eastAsia"/>
+        </w:rPr>
+        <w:t>的交互。</w:t>
+      </w:r>
+    </w:p>
+    <w:p>
+      <w:pPr>
+        <w:pStyle w:val="Heading3"/>
+      </w:pPr>
+      <w:r>
+        <w:rPr>
+          <w:rFonts w:hint="eastAsia"/>
+        </w:rPr>
+        <w:t>优化方法：</w:t>
+      </w:r>
+    </w:p>
+    <w:p>
+      <w:pPr>
+        <w:ind w:firstLine="420"/>
+      </w:pPr>
+      <w:r>
+        <w:rPr>
+          <w:rFonts w:hint="eastAsia"/>
+        </w:rPr>
+        <w:t>因为本身</w:t>
+      </w:r>
+      <w:r>
+        <w:rPr>
+          <w:rFonts w:hint="eastAsia"/>
+        </w:rPr>
+        <w:t>cs</w:t>
+      </w:r>
+      <w:r>
+        <w:rPr>
+          <w:rFonts w:hint="eastAsia"/>
+        </w:rPr>
+        <w:t>和</w:t>
+      </w:r>
+      <w:r>
+        <w:rPr>
+          <w:rFonts w:hint="eastAsia"/>
+        </w:rPr>
+        <w:t>cl</w:t>
+      </w:r>
+      <w:r>
+        <w:rPr>
+          <w:rFonts w:hint="eastAsia"/>
+        </w:rPr>
+        <w:t>（包括</w:t>
+      </w:r>
+      <w:r>
+        <w:rPr>
+          <w:rFonts w:hint="eastAsia"/>
+        </w:rPr>
+        <w:t>domain</w:t>
+      </w:r>
+      <w:r>
+        <w:rPr>
+          <w:rFonts w:hint="eastAsia"/>
+        </w:rPr>
+        <w:t>），这类对象在</w:t>
+      </w:r>
+      <w:r>
+        <w:rPr>
+          <w:rFonts w:hint="eastAsia"/>
+        </w:rPr>
+        <w:t>client</w:t>
+      </w:r>
+      <w:r>
+        <w:rPr>
+          <w:rFonts w:hint="eastAsia"/>
+        </w:rPr>
+        <w:t>中，存贮的最重要的信息，就是</w:t>
+      </w:r>
+      <w:r>
+        <w:rPr>
+          <w:rFonts w:hint="eastAsia"/>
+        </w:rPr>
+        <w:t>csname</w:t>
+      </w:r>
+      <w:r>
+        <w:rPr>
+          <w:rFonts w:hint="eastAsia"/>
+        </w:rPr>
+        <w:t>或者</w:t>
+      </w:r>
+      <w:r>
+        <w:rPr>
+          <w:rFonts w:hint="eastAsia"/>
+        </w:rPr>
+        <w:t>clname</w:t>
+      </w:r>
+      <w:r>
+        <w:rPr>
+          <w:rFonts w:hint="eastAsia"/>
+        </w:rPr>
+        <w:t>（</w:t>
+      </w:r>
+      <w:r>
+        <w:rPr>
+          <w:rFonts w:hint="eastAsia"/>
+        </w:rPr>
+        <w:t>domain name</w:t>
+      </w:r>
+      <w:r>
+        <w:rPr>
+          <w:rFonts w:hint="eastAsia"/>
+        </w:rPr>
+        <w:t>）。在与</w:t>
+      </w:r>
+      <w:r>
+        <w:rPr>
+          <w:rFonts w:hint="eastAsia"/>
+        </w:rPr>
+        <w:t>db</w:t>
+      </w:r>
+      <w:r>
+        <w:rPr>
+          <w:rFonts w:hint="eastAsia"/>
+        </w:rPr>
+        <w:t>通信过程中，把对象的</w:t>
+      </w:r>
+      <w:r>
+        <w:rPr>
+          <w:rFonts w:hint="eastAsia"/>
+        </w:rPr>
+        <w:t>name</w:t>
+      </w:r>
+      <w:r>
+        <w:rPr>
+          <w:rFonts w:hint="eastAsia"/>
+        </w:rPr>
+        <w:t>写入消息结构中，</w:t>
+      </w:r>
+      <w:r>
+        <w:rPr>
+          <w:rFonts w:hint="eastAsia"/>
+        </w:rPr>
+        <w:t>db</w:t>
+      </w:r>
+      <w:r>
+        <w:rPr>
+          <w:rFonts w:hint="eastAsia"/>
+        </w:rPr>
+        <w:t>端对</w:t>
+      </w:r>
+      <w:r>
+        <w:rPr>
+          <w:rFonts w:hint="eastAsia"/>
+        </w:rPr>
+        <w:t>fullname</w:t>
+      </w:r>
+      <w:r>
+        <w:rPr>
+          <w:rFonts w:hint="eastAsia"/>
+        </w:rPr>
+        <w:t>检测和查询，通过之后再做操作。因此，这样的修改，可以减少</w:t>
+      </w:r>
+      <w:r>
+        <w:rPr>
+          <w:rFonts w:hint="eastAsia"/>
+        </w:rPr>
+        <w:t>client</w:t>
+      </w:r>
+      <w:r>
+        <w:rPr>
+          <w:rFonts w:hint="eastAsia"/>
+        </w:rPr>
+        <w:t>和</w:t>
+      </w:r>
+      <w:r>
+        <w:rPr>
+          <w:rFonts w:hint="eastAsia"/>
+        </w:rPr>
+        <w:t>db</w:t>
+      </w:r>
+      <w:r>
+        <w:rPr>
+          <w:rFonts w:hint="eastAsia"/>
+        </w:rPr>
+        <w:t>的交互和</w:t>
+      </w:r>
+      <w:r>
+        <w:rPr>
+          <w:rFonts w:hint="eastAsia"/>
+        </w:rPr>
+        <w:t>db</w:t>
+      </w:r>
+      <w:r>
+        <w:rPr>
+          <w:rFonts w:hint="eastAsia"/>
+        </w:rPr>
+        <w:t>检测的负担。</w:t>
+      </w:r>
+    </w:p>
+    <w:p>
+      <w:r>
+        <w:rPr>
+          <w:rFonts w:hint="eastAsia"/>
+        </w:rPr>
+        <w:t>以</w:t>
+      </w:r>
+      <w:r>
+        <w:rPr>
+          <w:rFonts w:hint="eastAsia"/>
+        </w:rPr>
+        <w:t>C++</w:t>
+      </w:r>
+      <w:r>
+        <w:rPr>
+          <w:rFonts w:hint="eastAsia"/>
+        </w:rPr>
+        <w:t>驱动的</w:t>
+      </w:r>
+      <w:r>
+        <w:rPr>
+          <w:rFonts w:hint="eastAsia"/>
+        </w:rPr>
+        <w:t>getCollectionSpace</w:t>
+      </w:r>
+      <w:r>
+        <w:rPr>
+          <w:rFonts w:hint="eastAsia"/>
+        </w:rPr>
+        <w:t>为例：</w:t>
+      </w:r>
+    </w:p>
+    <w:p>
+      <w:r>
+        <w:rPr>
+          <w:rFonts w:hint="eastAsia"/>
+        </w:rPr>
+        <w:t xml:space="preserve"> getCollectionSpace</w:t>
+      </w:r>
+      <w:r>
+        <w:rPr>
+          <w:rFonts w:hint="eastAsia"/>
+        </w:rPr>
+        <w:t>中，构造</w:t>
+      </w:r>
+      <w:r>
+        <w:rPr>
+          <w:rFonts w:hint="eastAsia"/>
+        </w:rPr>
+        <w:t>collection space</w:t>
+      </w:r>
+      <w:r>
+        <w:rPr>
+          <w:rFonts w:hint="eastAsia"/>
+        </w:rPr>
+        <w:t>的对象，并记录下</w:t>
+      </w:r>
+      <w:r>
+        <w:rPr>
+          <w:rFonts w:hint="eastAsia"/>
+        </w:rPr>
+        <w:t>connection</w:t>
+      </w:r>
+      <w:r>
+        <w:rPr>
+          <w:rFonts w:hint="eastAsia"/>
+        </w:rPr>
+        <w:t>（在建立连接的时候，已经构造）和</w:t>
+      </w:r>
+      <w:r>
+        <w:rPr>
+          <w:rFonts w:hint="eastAsia"/>
+        </w:rPr>
+        <w:t>collection space</w:t>
+      </w:r>
+      <w:r>
+        <w:rPr>
+          <w:rFonts w:hint="eastAsia"/>
+        </w:rPr>
+        <w:t>的名字，返回对象。再真正对</w:t>
+      </w:r>
+      <w:r>
+        <w:rPr>
+          <w:rFonts w:hint="eastAsia"/>
+        </w:rPr>
+        <w:t>collection space</w:t>
+      </w:r>
+      <w:r>
+        <w:rPr>
+          <w:rFonts w:hint="eastAsia"/>
+        </w:rPr>
+        <w:t>做</w:t>
+      </w:r>
+      <w:r>
+        <w:rPr>
+          <w:rFonts w:hint="eastAsia"/>
+        </w:rPr>
+        <w:t>create collection</w:t>
+      </w:r>
+      <w:r>
+        <w:rPr>
+          <w:rFonts w:hint="eastAsia"/>
+        </w:rPr>
+        <w:t>等类似操作的时候，再去检查</w:t>
+      </w:r>
+      <w:r>
+        <w:rPr>
+          <w:rFonts w:hint="eastAsia"/>
+        </w:rPr>
+        <w:t>cs</w:t>
+      </w:r>
+      <w:r>
+        <w:rPr>
+          <w:rFonts w:hint="eastAsia"/>
+        </w:rPr>
+        <w:t>是否存在。</w:t>
+      </w:r>
+    </w:p>
+    <w:p>
+      <w:r>
+        <w:rPr>
+          <w:rFonts w:hint="eastAsia"/>
+        </w:rPr>
+        <w:t>getCollection</w:t>
+      </w:r>
+      <w:r>
+        <w:rPr>
+          <w:rFonts w:hint="eastAsia"/>
+        </w:rPr>
+        <w:t>也采取类似的行为。</w:t>
+      </w:r>
+    </w:p>
+    <w:p/>
+    <w:p>
+      <w:r>
+        <w:rPr>
+          <w:rFonts w:hint="eastAsia"/>
+        </w:rPr>
         <w:lastRenderedPageBreak/>
-        <w:t xml:space="preserve">                      &amp;connection-&gt;_sendBufferSize,</w:t>
-      </w:r>
-    </w:p>
-    <w:p>
-      <w:pPr>
-        <w:ind w:firstLine="420"/>
-      </w:pPr>
-      <w:r>
-        <w:t xml:space="preserve">                      &amp;connection-&gt;_pReceiveBuffer,</w:t>
-      </w:r>
-    </w:p>
-    <w:p>
-      <w:pPr>
-        <w:ind w:firstLine="420"/>
-      </w:pPr>
-      <w:r>
-        <w:t xml:space="preserve">                      &amp;connection-&gt;_receiveBufferSize,</w:t>
-      </w:r>
-    </w:p>
-    <w:p>
-      <w:pPr>
-        <w:ind w:firstLine="420"/>
-      </w:pPr>
-      <w:r>
-        <w:t xml:space="preserve">                      connection-&gt;_endianConvert,</w:t>
-      </w:r>
-    </w:p>
-    <w:p>
-      <w:pPr>
-        <w:ind w:firstLine="420"/>
-      </w:pPr>
-      <w:r>
-        <w:t xml:space="preserve">                      pTestCollection, &amp;result, &amp;newObj,</w:t>
-      </w:r>
-    </w:p>
-    <w:p>
-      <w:pPr>
-        <w:ind w:firstLine="420"/>
-      </w:pPr>
-      <w:r>
-        <w:t xml:space="preserve">                      NULL, NULL, NULL ) ;</w:t>
-      </w:r>
-    </w:p>
-    <w:p>
-      <w:pPr>
-        <w:ind w:firstLine="420"/>
-      </w:pPr>
-      <w:r>
-        <w:t xml:space="preserve">   …</w:t>
-      </w:r>
-    </w:p>
-    <w:p>
-      <w:pPr>
-        <w:ind w:firstLine="420"/>
-      </w:pPr>
-      <w:r>
-        <w:t xml:space="preserve">   ALLOC_HANDLE( s, sdbCollectionStruct ) ;</w:t>
-      </w:r>
-    </w:p>
-    <w:p>
-      <w:pPr>
-        <w:ind w:firstLine="420"/>
-      </w:pPr>
-      <w:r>
-        <w:t xml:space="preserve">   s-&gt;_handleType    = SDB_HANDLE_TYPE_COLLECTION ;</w:t>
-      </w:r>
-    </w:p>
-    <w:p>
-      <w:pPr>
-        <w:ind w:firstLine="420"/>
-      </w:pPr>
-      <w:r>
-        <w:t xml:space="preserve">   s-&gt;_connection    = cHandle ;</w:t>
-      </w:r>
-    </w:p>
-    <w:p>
-      <w:pPr>
-        <w:ind w:firstLine="420"/>
-      </w:pPr>
-      <w:r>
-        <w:t xml:space="preserve">   s-&gt;_sock          = connection-&gt;_sock ;</w:t>
-      </w:r>
-    </w:p>
-    <w:p>
-      <w:pPr>
-        <w:ind w:firstLine="420"/>
-      </w:pPr>
-      <w:r>
-        <w:t xml:space="preserve">   s-&gt;_endianConvert = connection-&gt;_endianConvert ;</w:t>
-      </w:r>
-    </w:p>
-    <w:p>
-      <w:pPr>
-        <w:ind w:firstLine="420"/>
-      </w:pPr>
-      <w:r>
-        <w:t xml:space="preserve">   rc = _setCollectionName ( (sdbCollectionHandle)s, pCollectionFullName ) ;</w:t>
-      </w:r>
-    </w:p>
-    <w:p>
-      <w:pPr>
-        <w:ind w:firstLine="420"/>
-      </w:pPr>
-      <w:r>
-        <w:t xml:space="preserve">   …</w:t>
-      </w:r>
-    </w:p>
-    <w:p>
-      <w:pPr>
-        <w:ind w:firstLine="420"/>
-      </w:pPr>
-      <w:r>
-        <w:t xml:space="preserve">   _regSocket( cHandle, &amp;s-&gt;_sock ) ;</w:t>
-      </w:r>
-    </w:p>
-    <w:p>
-      <w:pPr>
-        <w:ind w:firstLine="420"/>
-      </w:pPr>
-      <w:r>
-        <w:t xml:space="preserve">   *handle = (sdbCollectionHandle)s ;</w:t>
-      </w:r>
-    </w:p>
-    <w:p>
-      <w:pPr>
-        <w:ind w:firstLine="420"/>
-      </w:pPr>
-      <w:r>
-        <w:rPr>
-          <w:rFonts w:hint="eastAsia"/>
-        </w:rPr>
-        <w:t xml:space="preserve">   </w:t>
-      </w:r>
-      <w:r>
-        <w:t>…</w:t>
-      </w:r>
-    </w:p>
-    <w:p>
-      <w:pPr>
-        <w:ind w:left="0" w:firstLine="420"/>
-      </w:pPr>
-      <w:r>
-        <w:t>}</w:t>
-      </w:r>
-    </w:p>
-    <w:p>
-      <w:pPr>
-        <w:ind w:firstLine="420"/>
-      </w:pPr>
-    </w:p>
-    <w:p>
-      <w:pPr>
-        <w:ind w:firstLine="420"/>
-      </w:pPr>
-      <w:r>
-        <w:rPr>
-          <w:rFonts w:hint="eastAsia"/>
-        </w:rPr>
-        <w:t>由上述可知，客户端再每一次获取</w:t>
+        <w:t>方法一：</w:t>
+      </w:r>
+    </w:p>
+    <w:p>
+      <w:pPr>
+        <w:ind w:left="0" w:firstLineChars="350" w:firstLine="735"/>
+      </w:pPr>
+      <w:r>
+        <w:rPr>
+          <w:rFonts w:hint="eastAsia"/>
+        </w:rPr>
+        <w:t>在</w:t>
+      </w:r>
+      <w:r>
+        <w:rPr>
+          <w:rFonts w:hint="eastAsia"/>
+        </w:rPr>
+        <w:t>getCS/getCL</w:t>
+      </w:r>
+      <w:r>
+        <w:rPr>
+          <w:rFonts w:hint="eastAsia"/>
+        </w:rPr>
+        <w:t>的方法中，简单的构造出</w:t>
+      </w:r>
+      <w:r>
+        <w:rPr>
+          <w:rFonts w:hint="eastAsia"/>
+        </w:rPr>
+        <w:t>CS/CL</w:t>
+      </w:r>
+      <w:r>
+        <w:rPr>
+          <w:rFonts w:hint="eastAsia"/>
+        </w:rPr>
+        <w:t>对象</w:t>
+      </w:r>
+      <w:r>
+        <w:rPr>
+          <w:rFonts w:hint="eastAsia"/>
+        </w:rPr>
+        <w:t>/</w:t>
+      </w:r>
+      <w:r>
+        <w:rPr>
+          <w:rFonts w:hint="eastAsia"/>
+        </w:rPr>
+        <w:t>句柄，并不对</w:t>
+      </w:r>
+      <w:r>
+        <w:rPr>
+          <w:rFonts w:hint="eastAsia"/>
+        </w:rPr>
+        <w:t>db</w:t>
+      </w:r>
+      <w:r>
+        <w:rPr>
+          <w:rFonts w:hint="eastAsia"/>
+        </w:rPr>
+        <w:t>端验证相关的操作，在真正对</w:t>
+      </w:r>
+      <w:r>
+        <w:rPr>
+          <w:rFonts w:hint="eastAsia"/>
+        </w:rPr>
+        <w:t>CS/CL</w:t>
+      </w:r>
+      <w:r>
+        <w:rPr>
+          <w:rFonts w:hint="eastAsia"/>
+        </w:rPr>
+        <w:t>做操作的时候，再去检查</w:t>
+      </w:r>
+      <w:r>
+        <w:rPr>
+          <w:rFonts w:hint="eastAsia"/>
+        </w:rPr>
+        <w:t>CS/CL</w:t>
+      </w:r>
+      <w:r>
+        <w:rPr>
+          <w:rFonts w:hint="eastAsia"/>
+        </w:rPr>
+        <w:t>存在与否。</w:t>
+      </w:r>
+    </w:p>
+    <w:p>
+      <w:pPr>
+        <w:ind w:leftChars="170" w:firstLineChars="200" w:firstLine="420"/>
+      </w:pPr>
+      <w:r>
+        <w:rPr>
+          <w:rFonts w:hint="eastAsia"/>
+        </w:rPr>
+        <w:t>优点：减少了与服务端的一次网络通信，避免</w:t>
+      </w:r>
+      <w:r>
+        <w:rPr>
+          <w:rFonts w:hint="eastAsia"/>
+        </w:rPr>
+        <w:t>client</w:t>
+      </w:r>
+      <w:r>
+        <w:rPr>
+          <w:rFonts w:hint="eastAsia"/>
+        </w:rPr>
+        <w:t>等待。</w:t>
+      </w:r>
+    </w:p>
+    <w:p>
+      <w:pPr>
+        <w:ind w:leftChars="170" w:firstLineChars="200" w:firstLine="420"/>
+      </w:pPr>
+      <w:r>
+        <w:rPr>
+          <w:rFonts w:hint="eastAsia"/>
+        </w:rPr>
+        <w:t>问题：采用上述的方法，可以尽少对现有的逻辑改动，避免大量改动带来不稳定隐患。但是因为每次都是从本地创建</w:t>
       </w:r>
       <w:r>
         <w:rPr>
@@ -1120,7 +1895,7 @@
         <w:rPr>
           <w:rFonts w:hint="eastAsia"/>
         </w:rPr>
-        <w:t>时，都必须和</w:t>
+        <w:t>对象，并不知晓</w:t>
       </w:r>
       <w:r>
         <w:rPr>
@@ -1132,18 +1907,43 @@
         <w:rPr>
           <w:rFonts w:hint="eastAsia"/>
         </w:rPr>
-        <w:t>有一次网络通信，其目的主要是能返回正确的数据库信息。</w:t>
-      </w:r>
-    </w:p>
-    <w:p>
-      <w:pPr>
-        <w:ind w:firstLine="420"/>
-      </w:pPr>
-      <w:r>
-        <w:rPr>
-          <w:rFonts w:hint="eastAsia"/>
-        </w:rPr>
-        <w:t>目前驱动所有的操作，几乎都需要通过一次类似网络的网络通信。因此，本次优化将着重于减少此类</w:t>
+        <w:t>是否真正存在对应的</w:t>
+      </w:r>
+      <w:r>
+        <w:rPr>
+          <w:rFonts w:hint="eastAsia"/>
+        </w:rPr>
+        <w:t>cs/cl</w:t>
+      </w:r>
+      <w:r>
+        <w:rPr>
+          <w:rFonts w:hint="eastAsia"/>
+        </w:rPr>
+        <w:t>，则会延迟错误返回：如果</w:t>
+      </w:r>
+      <w:r>
+        <w:rPr>
+          <w:rFonts w:hint="eastAsia"/>
+        </w:rPr>
+        <w:t>cs/cl</w:t>
+      </w:r>
+      <w:r>
+        <w:rPr>
+          <w:rFonts w:hint="eastAsia"/>
+        </w:rPr>
+        <w:t>再</w:t>
+      </w:r>
+      <w:r>
+        <w:rPr>
+          <w:rFonts w:hint="eastAsia"/>
+        </w:rPr>
+        <w:t>db</w:t>
+      </w:r>
+      <w:r>
+        <w:rPr>
+          <w:rFonts w:hint="eastAsia"/>
+        </w:rPr>
+        <w:t>中并不存在，但是</w:t>
       </w:r>
       <w:r>
         <w:rPr>
@@ -1155,41 +1955,145 @@
         <w:rPr>
           <w:rFonts w:hint="eastAsia"/>
         </w:rPr>
+        <w:t>这边都能获取到</w:t>
+      </w:r>
+      <w:r>
+        <w:rPr>
+          <w:rFonts w:hint="eastAsia"/>
+        </w:rPr>
+        <w:t>cs/cl</w:t>
+      </w:r>
+      <w:r>
+        <w:rPr>
+          <w:rFonts w:hint="eastAsia"/>
+        </w:rPr>
+        <w:t>的对象，直到访问</w:t>
+      </w:r>
+      <w:r>
+        <w:rPr>
+          <w:rFonts w:hint="eastAsia"/>
+        </w:rPr>
+        <w:t>cs/cl</w:t>
+      </w:r>
+      <w:r>
+        <w:rPr>
+          <w:rFonts w:hint="eastAsia"/>
+        </w:rPr>
+        <w:t>提供的方法</w:t>
+      </w:r>
+    </w:p>
+    <w:p/>
+    <w:p>
+      <w:r>
+        <w:rPr>
+          <w:rFonts w:hint="eastAsia"/>
+        </w:rPr>
+        <w:t>方法二：</w:t>
+      </w:r>
+    </w:p>
+    <w:p>
+      <w:pPr>
+        <w:ind w:left="0" w:firstLineChars="378" w:firstLine="794"/>
+      </w:pPr>
+      <w:r>
+        <w:rPr>
+          <w:rFonts w:hint="eastAsia"/>
+        </w:rPr>
+        <w:t>在</w:t>
+      </w:r>
+      <w:r>
+        <w:rPr>
+          <w:rFonts w:hint="eastAsia"/>
+        </w:rPr>
+        <w:t>client</w:t>
+      </w:r>
+      <w:r>
+        <w:rPr>
+          <w:rFonts w:hint="eastAsia"/>
+        </w:rPr>
+        <w:t>创建连接的时候，从服务端查询所有的</w:t>
+      </w:r>
+      <w:r>
+        <w:rPr>
+          <w:rFonts w:hint="eastAsia"/>
+        </w:rPr>
+        <w:t>cs</w:t>
+      </w:r>
+      <w:r>
+        <w:rPr>
+          <w:rFonts w:hint="eastAsia"/>
+        </w:rPr>
         <w:t>和</w:t>
       </w:r>
       <w:r>
         <w:rPr>
           <w:rFonts w:hint="eastAsia"/>
         </w:rPr>
+        <w:t>cl</w:t>
+      </w:r>
+      <w:r>
+        <w:rPr>
+          <w:rFonts w:hint="eastAsia"/>
+        </w:rPr>
+        <w:t>，缓存到本地。每次尝试获取</w:t>
+      </w:r>
+      <w:r>
+        <w:rPr>
+          <w:rFonts w:hint="eastAsia"/>
+        </w:rPr>
+        <w:t>cs</w:t>
+      </w:r>
+      <w:r>
+        <w:rPr>
+          <w:rFonts w:hint="eastAsia"/>
+        </w:rPr>
+        <w:t>或</w:t>
+      </w:r>
+      <w:r>
+        <w:rPr>
+          <w:rFonts w:hint="eastAsia"/>
+        </w:rPr>
+        <w:t>cl</w:t>
+      </w:r>
+      <w:r>
+        <w:rPr>
+          <w:rFonts w:hint="eastAsia"/>
+        </w:rPr>
+        <w:t>的时候，从本地返回。</w:t>
+      </w:r>
+    </w:p>
+    <w:p>
+      <w:pPr>
+        <w:ind w:leftChars="170" w:firstLineChars="200" w:firstLine="420"/>
+      </w:pPr>
+      <w:r>
+        <w:rPr>
+          <w:rFonts w:hint="eastAsia"/>
+        </w:rPr>
+        <w:t>优点：在用户数很多的场景下，可以有效减少和服务端通信的次数，提高效率。</w:t>
+      </w:r>
+    </w:p>
+    <w:p>
+      <w:pPr>
+        <w:ind w:leftChars="170" w:firstLineChars="200" w:firstLine="420"/>
+      </w:pPr>
+      <w:r>
+        <w:rPr>
+          <w:rFonts w:hint="eastAsia"/>
+        </w:rPr>
+        <w:t>缺点：当</w:t>
+      </w:r>
+      <w:r>
+        <w:rPr>
+          <w:rFonts w:hint="eastAsia"/>
+        </w:rPr>
         <w:t>db</w:t>
       </w:r>
       <w:r>
         <w:rPr>
           <w:rFonts w:hint="eastAsia"/>
         </w:rPr>
-        <w:t>的交互。</w:t>
-      </w:r>
-    </w:p>
-    <w:p>
-      <w:pPr>
-        <w:pStyle w:val="Heading3"/>
-      </w:pPr>
-      <w:r>
-        <w:rPr>
-          <w:rFonts w:hint="eastAsia"/>
-        </w:rPr>
-        <w:t>优化方法：</w:t>
-      </w:r>
-    </w:p>
-    <w:p>
-      <w:pPr>
-        <w:ind w:firstLine="420"/>
-      </w:pPr>
-      <w:r>
-        <w:rPr>
-          <w:rFonts w:hint="eastAsia"/>
-        </w:rPr>
-        <w:t>因为本身</w:t>
+        <w:t>存储有大量的</w:t>
       </w:r>
       <w:r>
         <w:rPr>
@@ -1213,19 +2117,7 @@
         <w:rPr>
           <w:rFonts w:hint="eastAsia"/>
         </w:rPr>
-        <w:t>（包括</w:t>
-      </w:r>
-      <w:r>
-        <w:rPr>
-          <w:rFonts w:hint="eastAsia"/>
-        </w:rPr>
-        <w:t>domain</w:t>
-      </w:r>
-      <w:r>
-        <w:rPr>
-          <w:rFonts w:hint="eastAsia"/>
-        </w:rPr>
-        <w:t>），这类对象在</w:t>
+        <w:t>，返回给</w:t>
       </w:r>
       <w:r>
         <w:rPr>
@@ -1237,43 +2129,117 @@
         <w:rPr>
           <w:rFonts w:hint="eastAsia"/>
         </w:rPr>
-        <w:t>中，存贮的最重要的信息，就是</w:t>
-      </w:r>
-      <w:r>
-        <w:rPr>
-          <w:rFonts w:hint="eastAsia"/>
-        </w:rPr>
-        <w:t>csname</w:t>
-      </w:r>
-      <w:r>
-        <w:rPr>
-          <w:rFonts w:hint="eastAsia"/>
-        </w:rPr>
-        <w:t>或者</w:t>
-      </w:r>
-      <w:r>
-        <w:rPr>
-          <w:rFonts w:hint="eastAsia"/>
-        </w:rPr>
-        <w:t>clname</w:t>
-      </w:r>
-      <w:r>
-        <w:rPr>
-          <w:rFonts w:hint="eastAsia"/>
-        </w:rPr>
-        <w:t>（</w:t>
-      </w:r>
-      <w:r>
-        <w:rPr>
-          <w:rFonts w:hint="eastAsia"/>
-        </w:rPr>
-        <w:t>domain name</w:t>
-      </w:r>
-      <w:r>
-        <w:rPr>
-          <w:rFonts w:hint="eastAsia"/>
-        </w:rPr>
-        <w:t>）。在与</w:t>
+        <w:t>的时间可能会很长。可能绝大多数的场景，并不需要访问所有的</w:t>
+      </w:r>
+      <w:r>
+        <w:rPr>
+          <w:rFonts w:hint="eastAsia"/>
+        </w:rPr>
+        <w:t>cs</w:t>
+      </w:r>
+      <w:r>
+        <w:rPr>
+          <w:rFonts w:hint="eastAsia"/>
+        </w:rPr>
+        <w:t>和</w:t>
+      </w:r>
+      <w:r>
+        <w:rPr>
+          <w:rFonts w:hint="eastAsia"/>
+        </w:rPr>
+        <w:t>cl</w:t>
+      </w:r>
+      <w:r>
+        <w:rPr>
+          <w:rFonts w:hint="eastAsia"/>
+        </w:rPr>
+        <w:t>。同时，由于从本地缓存中获取目标对象，无法无服务端同步，也带来了延迟返回错误的问题。</w:t>
+      </w:r>
+    </w:p>
+    <w:p/>
+    <w:p>
+      <w:r>
+        <w:rPr>
+          <w:rFonts w:hint="eastAsia"/>
+        </w:rPr>
+        <w:t>方法三：</w:t>
+      </w:r>
+    </w:p>
+    <w:p>
+      <w:pPr>
+        <w:ind w:left="0" w:firstLineChars="378" w:firstLine="794"/>
+      </w:pPr>
+      <w:r>
+        <w:rPr>
+          <w:rFonts w:hint="eastAsia"/>
+        </w:rPr>
+        <w:t>结合方法一和方法二。当第一次访问</w:t>
+      </w:r>
+      <w:r>
+        <w:rPr>
+          <w:rFonts w:hint="eastAsia"/>
+        </w:rPr>
+        <w:t>cs/cl</w:t>
+      </w:r>
+      <w:r>
+        <w:rPr>
+          <w:rFonts w:hint="eastAsia"/>
+        </w:rPr>
+        <w:t>的时候，正常走通信信息，返回后把</w:t>
+      </w:r>
+      <w:r>
+        <w:rPr>
+          <w:rFonts w:hint="eastAsia"/>
+        </w:rPr>
+        <w:t>cs/cl</w:t>
+      </w:r>
+      <w:r>
+        <w:rPr>
+          <w:rFonts w:hint="eastAsia"/>
+        </w:rPr>
+        <w:t>缓存，之后再次访问该</w:t>
+      </w:r>
+      <w:r>
+        <w:rPr>
+          <w:rFonts w:hint="eastAsia"/>
+        </w:rPr>
+        <w:t>cs/cl</w:t>
+      </w:r>
+      <w:r>
+        <w:rPr>
+          <w:rFonts w:hint="eastAsia"/>
+        </w:rPr>
+        <w:t>，就从缓存中取。此外，提供可以查询当前的</w:t>
+      </w:r>
+      <w:r>
+        <w:rPr>
+          <w:rFonts w:hint="eastAsia"/>
+        </w:rPr>
+        <w:t>cs/cl</w:t>
+      </w:r>
+      <w:r>
+        <w:rPr>
+          <w:rFonts w:hint="eastAsia"/>
+        </w:rPr>
+        <w:t>对象</w:t>
+      </w:r>
+      <w:r>
+        <w:rPr>
+          <w:rFonts w:hint="eastAsia"/>
+        </w:rPr>
+        <w:t>的接口</w:t>
+      </w:r>
+      <w:r>
+        <w:rPr>
+          <w:rFonts w:hint="eastAsia"/>
+        </w:rPr>
+        <w:t>，</w:t>
+      </w:r>
+      <w:r>
+        <w:rPr>
+          <w:rFonts w:hint="eastAsia"/>
+        </w:rPr>
+        <w:t>并设定一个超时时间，对象的访问间隔超过该时间，就重新检测对象所指受否存在于</w:t>
       </w:r>
       <w:r>
         <w:rPr>
@@ -1285,19 +2251,60 @@
         <w:rPr>
           <w:rFonts w:hint="eastAsia"/>
         </w:rPr>
-        <w:t>通信过程中，把对象的</w:t>
-      </w:r>
-      <w:r>
-        <w:rPr>
-          <w:rFonts w:hint="eastAsia"/>
-        </w:rPr>
-        <w:t>name</w:t>
-      </w:r>
-      <w:r>
-        <w:rPr>
-          <w:rFonts w:hint="eastAsia"/>
-        </w:rPr>
-        <w:t>写入消息结构中，</w:t>
+        <w:t>中</w:t>
+      </w:r>
+      <w:r>
+        <w:rPr>
+          <w:rFonts w:hint="eastAsia"/>
+        </w:rPr>
+        <w:t>。当用缓存中的对象做</w:t>
+      </w:r>
+      <w:r>
+        <w:rPr>
+          <w:rFonts w:hint="eastAsia"/>
+        </w:rPr>
+        <w:t>DML</w:t>
+      </w:r>
+      <w:r>
+        <w:rPr>
+          <w:rFonts w:hint="eastAsia"/>
+        </w:rPr>
+        <w:t>和</w:t>
+      </w:r>
+      <w:r>
+        <w:rPr>
+          <w:rFonts w:hint="eastAsia"/>
+        </w:rPr>
+        <w:t>DDL</w:t>
+      </w:r>
+      <w:r>
+        <w:rPr>
+          <w:rFonts w:hint="eastAsia"/>
+        </w:rPr>
+        <w:t>时，如果有错误抛出</w:t>
+      </w:r>
+    </w:p>
+    <w:p>
+      <w:pPr>
+        <w:ind w:leftChars="170" w:firstLineChars="200" w:firstLine="420"/>
+      </w:pPr>
+      <w:r>
+        <w:rPr>
+          <w:rFonts w:hint="eastAsia"/>
+        </w:rPr>
+        <w:t>优点：有效减少</w:t>
+      </w:r>
+      <w:r>
+        <w:rPr>
+          <w:rFonts w:hint="eastAsia"/>
+        </w:rPr>
+        <w:t>client</w:t>
+      </w:r>
+      <w:r>
+        <w:rPr>
+          <w:rFonts w:hint="eastAsia"/>
+        </w:rPr>
+        <w:t>和</w:t>
       </w:r>
       <w:r>
         <w:rPr>
@@ -1309,19 +2316,42 @@
         <w:rPr>
           <w:rFonts w:hint="eastAsia"/>
         </w:rPr>
-        <w:t>端对</w:t>
-      </w:r>
-      <w:r>
-        <w:rPr>
-          <w:rFonts w:hint="eastAsia"/>
-        </w:rPr>
-        <w:t>fullname</w:t>
-      </w:r>
-      <w:r>
-        <w:rPr>
-          <w:rFonts w:hint="eastAsia"/>
-        </w:rPr>
-        <w:t>检测和查询，通过之后再做操作。因此，这样的修改，可以减少</w:t>
+        <w:t>交互次数，避免缓存太多的对象。同时能在一定程度上保证</w:t>
+      </w:r>
+      <w:r>
+        <w:rPr>
+          <w:rFonts w:hint="eastAsia"/>
+        </w:rPr>
+        <w:t>db</w:t>
+      </w:r>
+      <w:r>
+        <w:rPr>
+          <w:rFonts w:hint="eastAsia"/>
+        </w:rPr>
+        <w:t>中存在该</w:t>
+      </w:r>
+      <w:r>
+        <w:rPr>
+          <w:rFonts w:hint="eastAsia"/>
+        </w:rPr>
+        <w:t>cs/cl</w:t>
+      </w:r>
+      <w:r>
+        <w:rPr>
+          <w:rFonts w:hint="eastAsia"/>
+        </w:rPr>
+        <w:t>。</w:t>
+      </w:r>
+    </w:p>
+    <w:p>
+      <w:pPr>
+        <w:ind w:leftChars="170" w:firstLineChars="200" w:firstLine="420"/>
+      </w:pPr>
+      <w:r>
+        <w:rPr>
+          <w:rFonts w:hint="eastAsia"/>
+        </w:rPr>
+        <w:t>缺点：</w:t>
       </w:r>
       <w:r>
         <w:rPr>
@@ -1333,266 +2363,31 @@
         <w:rPr>
           <w:rFonts w:hint="eastAsia"/>
         </w:rPr>
-        <w:t>和</w:t>
-      </w:r>
-      <w:r>
-        <w:rPr>
-          <w:rFonts w:hint="eastAsia"/>
-        </w:rPr>
-        <w:t>db</w:t>
-      </w:r>
-      <w:r>
-        <w:rPr>
-          <w:rFonts w:hint="eastAsia"/>
-        </w:rPr>
-        <w:t>的交互和</w:t>
-      </w:r>
-      <w:r>
-        <w:rPr>
-          <w:rFonts w:hint="eastAsia"/>
-        </w:rPr>
-        <w:t>db</w:t>
-      </w:r>
-      <w:r>
-        <w:rPr>
-          <w:rFonts w:hint="eastAsia"/>
-        </w:rPr>
-        <w:t>检测的负担。</w:t>
-      </w:r>
-    </w:p>
-    <w:p>
-      <w:r>
-        <w:rPr>
-          <w:rFonts w:hint="eastAsia"/>
-        </w:rPr>
-        <w:t>以</w:t>
-      </w:r>
-      <w:r>
-        <w:rPr>
-          <w:rFonts w:hint="eastAsia"/>
-        </w:rPr>
-        <w:t>C++</w:t>
-      </w:r>
-      <w:r>
-        <w:rPr>
-          <w:rFonts w:hint="eastAsia"/>
-        </w:rPr>
-        <w:t>驱动的</w:t>
-      </w:r>
-      <w:r>
-        <w:rPr>
-          <w:rFonts w:hint="eastAsia"/>
-        </w:rPr>
-        <w:t>getCollectionSpace</w:t>
-      </w:r>
-      <w:r>
-        <w:rPr>
-          <w:rFonts w:hint="eastAsia"/>
-        </w:rPr>
-        <w:t>为例：</w:t>
-      </w:r>
-    </w:p>
-    <w:p>
-      <w:r>
-        <w:rPr>
-          <w:rFonts w:hint="eastAsia"/>
-        </w:rPr>
-        <w:t xml:space="preserve"> getCollectionSpace</w:t>
-      </w:r>
-      <w:r>
-        <w:rPr>
-          <w:rFonts w:hint="eastAsia"/>
-        </w:rPr>
-        <w:t>中，构造</w:t>
-      </w:r>
-      <w:r>
-        <w:rPr>
-          <w:rFonts w:hint="eastAsia"/>
-        </w:rPr>
-        <w:t>collection space</w:t>
-      </w:r>
-      <w:r>
-        <w:rPr>
-          <w:rFonts w:hint="eastAsia"/>
-        </w:rPr>
-        <w:t>的对象，并记录下</w:t>
-      </w:r>
-      <w:r>
-        <w:rPr>
-          <w:rFonts w:hint="eastAsia"/>
-        </w:rPr>
-        <w:t>connection</w:t>
-      </w:r>
-      <w:r>
-        <w:rPr>
-          <w:rFonts w:hint="eastAsia"/>
-        </w:rPr>
-        <w:t>（在建立连接的时候，已经构造）和</w:t>
-      </w:r>
-      <w:r>
-        <w:rPr>
-          <w:rFonts w:hint="eastAsia"/>
-        </w:rPr>
-        <w:t>collection space</w:t>
-      </w:r>
-      <w:r>
-        <w:rPr>
-          <w:rFonts w:hint="eastAsia"/>
-        </w:rPr>
-        <w:t>的名字，返回对象。再真正对</w:t>
-      </w:r>
-      <w:r>
-        <w:rPr>
-          <w:rFonts w:hint="eastAsia"/>
-        </w:rPr>
-        <w:t>collection space</w:t>
-      </w:r>
-      <w:r>
-        <w:rPr>
-          <w:rFonts w:hint="eastAsia"/>
-        </w:rPr>
-        <w:t>做</w:t>
-      </w:r>
-      <w:r>
-        <w:rPr>
-          <w:rFonts w:hint="eastAsia"/>
-        </w:rPr>
-        <w:t>create collection</w:t>
-      </w:r>
-      <w:r>
-        <w:rPr>
-          <w:rFonts w:hint="eastAsia"/>
-        </w:rPr>
-        <w:t>等类似操作的时候，再去检查</w:t>
-      </w:r>
-      <w:r>
-        <w:rPr>
-          <w:rFonts w:hint="eastAsia"/>
-        </w:rPr>
-        <w:t>cs</w:t>
-      </w:r>
-      <w:r>
-        <w:rPr>
-          <w:rFonts w:hint="eastAsia"/>
-        </w:rPr>
-        <w:t>是否存在。</w:t>
-      </w:r>
-    </w:p>
-    <w:p>
-      <w:r>
-        <w:rPr>
-          <w:rFonts w:hint="eastAsia"/>
-        </w:rPr>
-        <w:t>getCollection</w:t>
-      </w:r>
-      <w:r>
-        <w:rPr>
-          <w:rFonts w:hint="eastAsia"/>
-        </w:rPr>
-        <w:t>也采取类似的行为。</w:t>
-      </w:r>
-    </w:p>
-    <w:p/>
-    <w:p>
-      <w:r>
-        <w:rPr>
-          <w:rFonts w:hint="eastAsia"/>
-        </w:rPr>
-        <w:t>方法一：</w:t>
-      </w:r>
-    </w:p>
-    <w:p>
-      <w:pPr>
-        <w:ind w:left="0" w:firstLineChars="350" w:firstLine="735"/>
-      </w:pPr>
-      <w:r>
-        <w:rPr>
-          <w:rFonts w:hint="eastAsia"/>
-        </w:rPr>
-        <w:t>在</w:t>
-      </w:r>
-      <w:r>
-        <w:rPr>
-          <w:rFonts w:hint="eastAsia"/>
-        </w:rPr>
-        <w:t>getCS/getCL</w:t>
-      </w:r>
-      <w:r>
-        <w:rPr>
-          <w:rFonts w:hint="eastAsia"/>
-        </w:rPr>
-        <w:t>的方法中，简单的构造出</w:t>
-      </w:r>
-      <w:r>
-        <w:rPr>
-          <w:rFonts w:hint="eastAsia"/>
-        </w:rPr>
-        <w:t>CS/CL</w:t>
-      </w:r>
-      <w:r>
-        <w:rPr>
-          <w:rFonts w:hint="eastAsia"/>
-        </w:rPr>
-        <w:t>对象</w:t>
-      </w:r>
-      <w:r>
-        <w:rPr>
-          <w:rFonts w:hint="eastAsia"/>
-        </w:rPr>
-        <w:t>/</w:t>
-      </w:r>
-      <w:r>
-        <w:rPr>
-          <w:rFonts w:hint="eastAsia"/>
-        </w:rPr>
-        <w:t>句柄，并不对</w:t>
-      </w:r>
-      <w:r>
-        <w:rPr>
-          <w:rFonts w:hint="eastAsia"/>
-        </w:rPr>
-        <w:t>db</w:t>
-      </w:r>
-      <w:r>
-        <w:rPr>
-          <w:rFonts w:hint="eastAsia"/>
-        </w:rPr>
-        <w:t>端验证相关的操作，在真正对</w:t>
-      </w:r>
-      <w:r>
-        <w:rPr>
-          <w:rFonts w:hint="eastAsia"/>
-        </w:rPr>
-        <w:t>CS/CL</w:t>
-      </w:r>
-      <w:r>
-        <w:rPr>
-          <w:rFonts w:hint="eastAsia"/>
-        </w:rPr>
-        <w:t>做操作的时候，再去检查</w:t>
-      </w:r>
-      <w:r>
-        <w:rPr>
-          <w:rFonts w:hint="eastAsia"/>
-        </w:rPr>
-        <w:t>CS/CL</w:t>
-      </w:r>
-      <w:r>
-        <w:rPr>
-          <w:rFonts w:hint="eastAsia"/>
-        </w:rPr>
-        <w:t>存在与否。</w:t>
-      </w:r>
-    </w:p>
-    <w:p>
-      <w:pPr>
-        <w:ind w:leftChars="170" w:firstLineChars="200" w:firstLine="420"/>
-      </w:pPr>
-      <w:r>
-        <w:rPr>
-          <w:rFonts w:hint="eastAsia"/>
-        </w:rPr>
-        <w:t>优点：减少了与服务端的一次网络通信，避免</w:t>
+        <w:t>在缓存</w:t>
+      </w:r>
+      <w:r>
+        <w:rPr>
+          <w:rFonts w:hint="eastAsia"/>
+        </w:rPr>
+        <w:t>cs/cl</w:t>
+      </w:r>
+      <w:r>
+        <w:rPr>
+          <w:rFonts w:hint="eastAsia"/>
+        </w:rPr>
+        <w:t>之后，由于删除某</w:t>
+      </w:r>
+      <w:r>
+        <w:rPr>
+          <w:rFonts w:hint="eastAsia"/>
+        </w:rPr>
+        <w:t>cs/cl</w:t>
+      </w:r>
+      <w:r>
+        <w:rPr>
+          <w:rFonts w:hint="eastAsia"/>
+        </w:rPr>
+        <w:t>，</w:t>
       </w:r>
       <w:r>
         <w:rPr>
@@ -1604,469 +2399,25 @@
         <w:rPr>
           <w:rFonts w:hint="eastAsia"/>
         </w:rPr>
-        <w:t>等待。</w:t>
-      </w:r>
-    </w:p>
-    <w:p>
-      <w:pPr>
-        <w:ind w:leftChars="170" w:firstLineChars="200" w:firstLine="420"/>
-      </w:pPr>
-      <w:r>
-        <w:rPr>
-          <w:rFonts w:hint="eastAsia"/>
-        </w:rPr>
-        <w:t>问题：采用上述的方法，可以尽少对现有的逻辑改动，避免大量改动带来不稳定隐患。但是因为每次都是从本地创建</w:t>
-      </w:r>
-      <w:r>
-        <w:rPr>
-          <w:rFonts w:hint="eastAsia"/>
-        </w:rPr>
-        <w:t>cs/cl</w:t>
-      </w:r>
-      <w:r>
-        <w:rPr>
-          <w:rFonts w:hint="eastAsia"/>
-        </w:rPr>
-        <w:t>对象，并不知晓</w:t>
-      </w:r>
-      <w:r>
-        <w:rPr>
-          <w:rFonts w:hint="eastAsia"/>
-        </w:rPr>
-        <w:t>db</w:t>
-      </w:r>
-      <w:r>
-        <w:rPr>
-          <w:rFonts w:hint="eastAsia"/>
-        </w:rPr>
-        <w:t>是否真正存在对应的</w:t>
-      </w:r>
-      <w:r>
-        <w:rPr>
-          <w:rFonts w:hint="eastAsia"/>
-        </w:rPr>
-        <w:t>cs/cl</w:t>
-      </w:r>
-      <w:r>
-        <w:rPr>
-          <w:rFonts w:hint="eastAsia"/>
-        </w:rPr>
-        <w:t>，则会延迟错误返回：如果</w:t>
-      </w:r>
-      <w:r>
-        <w:rPr>
-          <w:rFonts w:hint="eastAsia"/>
-        </w:rPr>
-        <w:t>cs/cl</w:t>
-      </w:r>
-      <w:r>
-        <w:rPr>
-          <w:rFonts w:hint="eastAsia"/>
-        </w:rPr>
-        <w:t>再</w:t>
-      </w:r>
-      <w:r>
-        <w:rPr>
-          <w:rFonts w:hint="eastAsia"/>
-        </w:rPr>
-        <w:t>db</w:t>
-      </w:r>
-      <w:r>
-        <w:rPr>
-          <w:rFonts w:hint="eastAsia"/>
-        </w:rPr>
-        <w:t>中并不存在，但是</w:t>
-      </w:r>
-      <w:r>
-        <w:rPr>
-          <w:rFonts w:hint="eastAsia"/>
-        </w:rPr>
-        <w:t>client</w:t>
-      </w:r>
-      <w:r>
-        <w:rPr>
-          <w:rFonts w:hint="eastAsia"/>
-        </w:rPr>
-        <w:t>这边都能获取到</w:t>
-      </w:r>
-      <w:r>
-        <w:rPr>
-          <w:rFonts w:hint="eastAsia"/>
-        </w:rPr>
-        <w:t>cs/cl</w:t>
-      </w:r>
-      <w:r>
-        <w:rPr>
-          <w:rFonts w:hint="eastAsia"/>
-        </w:rPr>
-        <w:t>的对象，直到访问</w:t>
-      </w:r>
-      <w:r>
-        <w:rPr>
-          <w:rFonts w:hint="eastAsia"/>
-        </w:rPr>
-        <w:t>cs/cl</w:t>
-      </w:r>
-      <w:r>
-        <w:rPr>
-          <w:rFonts w:hint="eastAsia"/>
-        </w:rPr>
-        <w:t>提供的方法</w:t>
-      </w:r>
-    </w:p>
-    <w:p/>
-    <w:p>
-      <w:r>
-        <w:rPr>
-          <w:rFonts w:hint="eastAsia"/>
-        </w:rPr>
-        <w:t>方法二：</w:t>
-      </w:r>
-    </w:p>
-    <w:p>
-      <w:pPr>
-        <w:ind w:left="0" w:firstLineChars="378" w:firstLine="794"/>
-      </w:pPr>
-      <w:r>
-        <w:rPr>
-          <w:rFonts w:hint="eastAsia"/>
-        </w:rPr>
-        <w:t>在</w:t>
-      </w:r>
-      <w:r>
-        <w:rPr>
-          <w:rFonts w:hint="eastAsia"/>
-        </w:rPr>
-        <w:t>client</w:t>
-      </w:r>
-      <w:r>
-        <w:rPr>
-          <w:rFonts w:hint="eastAsia"/>
-        </w:rPr>
-        <w:t>创建连接的时候，从服务端查询所有的</w:t>
-      </w:r>
-      <w:r>
-        <w:rPr>
-          <w:rFonts w:hint="eastAsia"/>
-        </w:rPr>
-        <w:t>cs</w:t>
-      </w:r>
-      <w:r>
-        <w:rPr>
-          <w:rFonts w:hint="eastAsia"/>
-        </w:rPr>
-        <w:t>和</w:t>
-      </w:r>
-      <w:r>
-        <w:rPr>
-          <w:rFonts w:hint="eastAsia"/>
-        </w:rPr>
-        <w:t>cl</w:t>
-      </w:r>
-      <w:r>
-        <w:rPr>
-          <w:rFonts w:hint="eastAsia"/>
-        </w:rPr>
-        <w:t>，缓存到本地。每次尝试获取</w:t>
-      </w:r>
-      <w:r>
-        <w:rPr>
-          <w:rFonts w:hint="eastAsia"/>
-        </w:rPr>
-        <w:t>cs</w:t>
-      </w:r>
-      <w:r>
-        <w:rPr>
-          <w:rFonts w:hint="eastAsia"/>
-        </w:rPr>
-        <w:t>或</w:t>
-      </w:r>
-      <w:r>
-        <w:rPr>
-          <w:rFonts w:hint="eastAsia"/>
-        </w:rPr>
-        <w:t>cl</w:t>
-      </w:r>
-      <w:r>
-        <w:rPr>
-          <w:rFonts w:hint="eastAsia"/>
-        </w:rPr>
-        <w:t>的时候，从本地返回。</w:t>
-      </w:r>
-    </w:p>
-    <w:p>
-      <w:pPr>
-        <w:ind w:leftChars="170" w:firstLineChars="200" w:firstLine="420"/>
-      </w:pPr>
-      <w:r>
-        <w:rPr>
-          <w:rFonts w:hint="eastAsia"/>
-        </w:rPr>
-        <w:t>优点：在用户数很多的场景下，可以有效减少和服务端通信的次数，提高效率。</w:t>
-      </w:r>
-    </w:p>
-    <w:p>
-      <w:pPr>
-        <w:ind w:leftChars="170" w:firstLineChars="200" w:firstLine="420"/>
-      </w:pPr>
-      <w:r>
-        <w:rPr>
-          <w:rFonts w:hint="eastAsia"/>
-        </w:rPr>
-        <w:t>缺点：当</w:t>
-      </w:r>
-      <w:r>
-        <w:rPr>
-          <w:rFonts w:hint="eastAsia"/>
-        </w:rPr>
-        <w:t>db</w:t>
-      </w:r>
-      <w:r>
-        <w:rPr>
-          <w:rFonts w:hint="eastAsia"/>
-        </w:rPr>
-        <w:t>存储有大量的</w:t>
-      </w:r>
-      <w:r>
-        <w:rPr>
-          <w:rFonts w:hint="eastAsia"/>
-        </w:rPr>
-        <w:t>cs</w:t>
-      </w:r>
-      <w:r>
-        <w:rPr>
-          <w:rFonts w:hint="eastAsia"/>
-        </w:rPr>
-        <w:t>和</w:t>
-      </w:r>
-      <w:r>
-        <w:rPr>
-          <w:rFonts w:hint="eastAsia"/>
-        </w:rPr>
-        <w:t>cl</w:t>
-      </w:r>
-      <w:r>
-        <w:rPr>
-          <w:rFonts w:hint="eastAsia"/>
-        </w:rPr>
-        <w:t>，返回给</w:t>
-      </w:r>
-      <w:r>
-        <w:rPr>
-          <w:rFonts w:hint="eastAsia"/>
-        </w:rPr>
-        <w:t>client</w:t>
-      </w:r>
-      <w:r>
-        <w:rPr>
-          <w:rFonts w:hint="eastAsia"/>
-        </w:rPr>
-        <w:t>的时间可能会很长。可能绝大多数的场景，并不需要访问所有的</w:t>
-      </w:r>
-      <w:r>
-        <w:rPr>
-          <w:rFonts w:hint="eastAsia"/>
-        </w:rPr>
-        <w:t>cs</w:t>
-      </w:r>
-      <w:r>
-        <w:rPr>
-          <w:rFonts w:hint="eastAsia"/>
-        </w:rPr>
-        <w:t>和</w:t>
-      </w:r>
-      <w:r>
-        <w:rPr>
-          <w:rFonts w:hint="eastAsia"/>
-        </w:rPr>
-        <w:t>cl</w:t>
-      </w:r>
-      <w:r>
-        <w:rPr>
-          <w:rFonts w:hint="eastAsia"/>
-        </w:rPr>
-        <w:t>。同时，由于从本地缓存中获取目标对象，无法无服务端同步，也带来了延迟返回错误的问题。</w:t>
-      </w:r>
-    </w:p>
-    <w:p/>
-    <w:p>
-      <w:r>
-        <w:rPr>
-          <w:rFonts w:hint="eastAsia"/>
-        </w:rPr>
-        <w:t>方法三：</w:t>
-      </w:r>
-    </w:p>
-    <w:p>
-      <w:pPr>
-        <w:ind w:left="0" w:firstLineChars="378" w:firstLine="794"/>
-      </w:pPr>
-      <w:r>
-        <w:rPr>
-          <w:rFonts w:hint="eastAsia"/>
-        </w:rPr>
-        <w:t>结合方法一和方法二。当第一次访问</w:t>
-      </w:r>
-      <w:r>
-        <w:rPr>
-          <w:rFonts w:hint="eastAsia"/>
-        </w:rPr>
-        <w:t>cs/cl</w:t>
-      </w:r>
-      <w:r>
-        <w:rPr>
-          <w:rFonts w:hint="eastAsia"/>
-        </w:rPr>
-        <w:t>的时候，正常走通信信息，返回后把</w:t>
-      </w:r>
-      <w:r>
-        <w:rPr>
-          <w:rFonts w:hint="eastAsia"/>
-        </w:rPr>
-        <w:t>cs/cl</w:t>
-      </w:r>
-      <w:r>
-        <w:rPr>
-          <w:rFonts w:hint="eastAsia"/>
-        </w:rPr>
-        <w:t>缓存，之后再次访问该</w:t>
-      </w:r>
-      <w:r>
-        <w:rPr>
-          <w:rFonts w:hint="eastAsia"/>
-        </w:rPr>
-        <w:t>cs/cl</w:t>
-      </w:r>
-      <w:r>
-        <w:rPr>
-          <w:rFonts w:hint="eastAsia"/>
-        </w:rPr>
-        <w:t>，就从缓存中取。此外，提供可以查询当前的</w:t>
-      </w:r>
-      <w:r>
-        <w:rPr>
-          <w:rFonts w:hint="eastAsia"/>
-        </w:rPr>
-        <w:t>cs/cl</w:t>
-      </w:r>
-      <w:r>
-        <w:rPr>
-          <w:rFonts w:hint="eastAsia"/>
-        </w:rPr>
-        <w:t>对象</w:t>
-      </w:r>
-      <w:r>
-        <w:rPr>
-          <w:rFonts w:hint="eastAsia"/>
-        </w:rPr>
-        <w:t>的接口</w:t>
-      </w:r>
-      <w:r>
-        <w:rPr>
-          <w:rFonts w:hint="eastAsia"/>
-        </w:rPr>
-        <w:t>，</w:t>
-      </w:r>
-      <w:r>
-        <w:rPr>
-          <w:rFonts w:hint="eastAsia"/>
-        </w:rPr>
-        <w:t>并设定一个超时时间，对象的访问间隔超过该时间，就重新检测对象所指受否存在于</w:t>
-      </w:r>
-      <w:r>
-        <w:rPr>
-          <w:rFonts w:hint="eastAsia"/>
-        </w:rPr>
-        <w:t>db</w:t>
-      </w:r>
-      <w:r>
-        <w:rPr>
-          <w:rFonts w:hint="eastAsia"/>
-        </w:rPr>
-        <w:t>中</w:t>
-      </w:r>
-      <w:r>
-        <w:rPr>
-          <w:rFonts w:hint="eastAsia"/>
-        </w:rPr>
-        <w:t>。当用缓存中的对象做</w:t>
-      </w:r>
-      <w:r>
-        <w:rPr>
-          <w:rFonts w:hint="eastAsia"/>
-        </w:rPr>
-        <w:t>DML</w:t>
-      </w:r>
-      <w:r>
-        <w:rPr>
-          <w:rFonts w:hint="eastAsia"/>
-        </w:rPr>
-        <w:t>和</w:t>
-      </w:r>
-      <w:r>
-        <w:rPr>
-          <w:rFonts w:hint="eastAsia"/>
-        </w:rPr>
-        <w:t>DDL</w:t>
-      </w:r>
-      <w:r>
-        <w:rPr>
-          <w:rFonts w:hint="eastAsia"/>
-        </w:rPr>
-        <w:t>时，如果有错误抛出</w:t>
-      </w:r>
-    </w:p>
-    <w:p>
-      <w:pPr>
-        <w:ind w:leftChars="170" w:firstLineChars="200" w:firstLine="420"/>
-      </w:pPr>
-      <w:r>
-        <w:rPr>
-          <w:rFonts w:hint="eastAsia"/>
-        </w:rPr>
-        <w:t>优点：有效减少</w:t>
-      </w:r>
-      <w:r>
-        <w:rPr>
-          <w:rFonts w:hint="eastAsia"/>
-        </w:rPr>
-        <w:t>client</w:t>
-      </w:r>
-      <w:r>
-        <w:rPr>
-          <w:rFonts w:hint="eastAsia"/>
-        </w:rPr>
-        <w:t>和</w:t>
-      </w:r>
-      <w:r>
-        <w:rPr>
-          <w:rFonts w:hint="eastAsia"/>
-        </w:rPr>
-        <w:t>db</w:t>
-      </w:r>
-      <w:r>
-        <w:rPr>
-          <w:rFonts w:hint="eastAsia"/>
-        </w:rPr>
-        <w:t>交互次数，避免缓存太多的对象。同时能在一定程度上保证</w:t>
-      </w:r>
-      <w:r>
-        <w:rPr>
-          <w:rFonts w:hint="eastAsia"/>
-        </w:rPr>
-        <w:t>db</w:t>
-      </w:r>
-      <w:r>
-        <w:rPr>
-          <w:rFonts w:hint="eastAsia"/>
-        </w:rPr>
-        <w:t>中存在该</w:t>
-      </w:r>
-      <w:r>
-        <w:rPr>
-          <w:rFonts w:hint="eastAsia"/>
-        </w:rPr>
-        <w:t>cs/cl</w:t>
+        <w:t>的缓存仍然</w:t>
+      </w:r>
+      <w:r>
+        <w:rPr>
+          <w:rFonts w:hint="eastAsia"/>
+        </w:rPr>
+        <w:t>可以被访问，仍然</w:t>
+      </w:r>
+      <w:r>
+        <w:rPr>
+          <w:rFonts w:hint="eastAsia"/>
+        </w:rPr>
+        <w:t>带来了错误延迟</w:t>
+      </w:r>
+      <w:r>
+        <w:rPr>
+          <w:rFonts w:hint="eastAsia"/>
+        </w:rPr>
+        <w:t>，由于具备超时检测的接口，能一定程度上减少错误延迟</w:t>
       </w:r>
       <w:r>
         <w:rPr>
@@ -2077,93 +2428,7 @@
     </w:p>
     <w:p>
       <w:pPr>
-        <w:ind w:leftChars="170" w:firstLineChars="200" w:firstLine="420"/>
-      </w:pPr>
-      <w:r>
-        <w:rPr>
-          <w:rFonts w:hint="eastAsia"/>
-        </w:rPr>
-        <w:t>缺点：</w:t>
-      </w:r>
-      <w:r>
-        <w:rPr>
-          <w:rFonts w:hint="eastAsia"/>
-        </w:rPr>
-        <w:t>client</w:t>
-      </w:r>
-      <w:r>
-        <w:rPr>
-          <w:rFonts w:hint="eastAsia"/>
-        </w:rPr>
-        <w:t>在缓存</w:t>
-      </w:r>
-      <w:r>
-        <w:rPr>
-          <w:rFonts w:hint="eastAsia"/>
-        </w:rPr>
-        <w:t>cs/cl</w:t>
-      </w:r>
-      <w:r>
-        <w:rPr>
-          <w:rFonts w:hint="eastAsia"/>
-        </w:rPr>
-        <w:t>之后，由于删除某</w:t>
-      </w:r>
-      <w:r>
-        <w:rPr>
-          <w:rFonts w:hint="eastAsia"/>
-        </w:rPr>
-        <w:t>cs/cl</w:t>
-      </w:r>
-      <w:r>
-        <w:rPr>
-          <w:rFonts w:hint="eastAsia"/>
-        </w:rPr>
-        <w:t>，</w:t>
-      </w:r>
-      <w:r>
-        <w:rPr>
-          <w:rFonts w:hint="eastAsia"/>
-        </w:rPr>
-        <w:t>client</w:t>
-      </w:r>
-      <w:r>
-        <w:rPr>
-          <w:rFonts w:hint="eastAsia"/>
-        </w:rPr>
-        <w:t>的缓存仍然</w:t>
-      </w:r>
-      <w:r>
-        <w:rPr>
-          <w:rFonts w:hint="eastAsia"/>
-        </w:rPr>
-        <w:t>可以被访问，仍然</w:t>
-      </w:r>
-      <w:r>
-        <w:rPr>
-          <w:rFonts w:hint="eastAsia"/>
-        </w:rPr>
-        <w:t>带来了错误延迟</w:t>
-      </w:r>
-      <w:r>
-        <w:rPr>
-          <w:rFonts w:hint="eastAsia"/>
-        </w:rPr>
-        <w:t>，由于具备超时检测的接口，能一定程度上减少错误延迟</w:t>
-      </w:r>
-      <w:r>
-        <w:rPr>
-          <w:rFonts w:hint="eastAsia"/>
-        </w:rPr>
-        <w:t>。</w:t>
-      </w:r>
-    </w:p>
-    <w:p>
-      <w:pPr>
         <w:ind w:left="0"/>
-        <w:rPr>
-          <w:rFonts w:hint="eastAsia"/>
-        </w:rPr>
       </w:pPr>
     </w:p>
     <w:p>
@@ -2355,17 +2620,11 @@
     <w:p>
       <w:pPr>
         <w:ind w:left="0"/>
-        <w:rPr>
-          <w:rFonts w:hint="eastAsia"/>
-        </w:rPr>
       </w:pPr>
     </w:p>
     <w:p>
       <w:pPr>
         <w:ind w:left="0" w:firstLine="405"/>
-        <w:rPr>
-          <w:rFonts w:hint="eastAsia"/>
-        </w:rPr>
       </w:pPr>
       <w:r>
         <w:rPr>
@@ -2376,70 +2635,6 @@
     </w:p>
     <w:p>
       <w:r>
-        <w:t>struct cachedObject</w:t>
-      </w:r>
-    </w:p>
-    <w:p>
-      <w:r>
-        <w:t>{</w:t>
-      </w:r>
-    </w:p>
-    <w:p>
-      <w:pPr>
-        <w:rPr>
-          <w:rFonts w:hint="eastAsia"/>
-        </w:rPr>
-      </w:pPr>
-      <w:r>
-        <w:t xml:space="preserve">   time_t lastCheckTime ;</w:t>
-      </w:r>
-    </w:p>
-    <w:p>
-      <w:pPr>
-        <w:rPr>
-          <w:rFonts w:hint="eastAsia"/>
-        </w:rPr>
-      </w:pPr>
-      <w:r>
-        <w:rPr>
-          <w:rFonts w:hint="eastAsia"/>
-        </w:rPr>
-        <w:t xml:space="preserve">   const CHAR *name ;</w:t>
-      </w:r>
-    </w:p>
-    <w:p>
-      <w:pPr>
-        <w:rPr>
-          <w:rFonts w:hint="eastAsia"/>
-        </w:rPr>
-      </w:pPr>
-      <w:r>
-        <w:t>}</w:t>
-      </w:r>
-      <w:r>
-        <w:rPr>
-          <w:rFonts w:hint="eastAsia"/>
-        </w:rPr>
-        <w:t xml:space="preserve"> </w:t>
-      </w:r>
-      <w:r>
-        <w:t>;</w:t>
-      </w:r>
-    </w:p>
-    <w:p>
-      <w:pPr>
-        <w:rPr>
-          <w:rFonts w:hint="eastAsia"/>
-        </w:rPr>
-      </w:pPr>
-    </w:p>
-    <w:p>
-      <w:pPr>
-        <w:rPr>
-          <w:rFonts w:hint="eastAsia"/>
-        </w:rPr>
-      </w:pPr>
-      <w:r>
         <w:rPr>
           <w:rFonts w:hint="eastAsia"/>
         </w:rPr>
@@ -2467,7 +2662,19 @@
         <w:rPr>
           <w:rFonts w:hint="eastAsia"/>
         </w:rPr>
-        <w:t>表中取，如果找到访问对象的名字，并且时间未曾超时，则返回对象；否则获取新对象，并更新</w:t>
+        <w:t>表中取，如果找到访问对象的名字，并且时间未曾超时，则返回对象；否则</w:t>
+      </w:r>
+      <w:r>
+        <w:rPr>
+          <w:rFonts w:hint="eastAsia"/>
+        </w:rPr>
+        <w:t>重新获取对象</w:t>
+      </w:r>
+      <w:r>
+        <w:rPr>
+          <w:rFonts w:hint="eastAsia"/>
+        </w:rPr>
+        <w:t>，并更新</w:t>
       </w:r>
       <w:r>
         <w:rPr>
@@ -2486,7 +2693,6 @@
     <w:p>
       <w:pPr>
         <w:rPr>
-          <w:rFonts w:hint="eastAsia"/>
           <w:b/>
           <w:color w:val="FF0000"/>
         </w:rPr>
@@ -2601,7 +2807,7 @@
           <w:b/>
           <w:color w:val="FF0000"/>
         </w:rPr>
-        <w:t>，</w:t>
+        <w:t xml:space="preserve"> </w:t>
       </w:r>
       <w:r>
         <w:rPr>
@@ -2609,41 +2815,32 @@
           <w:b/>
           <w:color w:val="FF0000"/>
         </w:rPr>
-        <w:t xml:space="preserve"> Python/php</w:t>
-      </w:r>
-      <w:r>
-        <w:rPr>
-          <w:rFonts w:hint="eastAsia"/>
+        <w:t>需要修改连接）</w:t>
+      </w:r>
+    </w:p>
+    <w:p>
+      <w:pPr>
+        <w:ind w:leftChars="170"/>
+        <w:rPr>
           <w:b/>
           <w:color w:val="FF0000"/>
         </w:rPr>
-        <w:t>需要修改连接）</w:t>
-      </w:r>
-    </w:p>
-    <w:p>
-      <w:pPr>
-        <w:ind w:leftChars="170"/>
-        <w:rPr>
-          <w:rFonts w:hint="eastAsia"/>
-        </w:rPr>
-      </w:pPr>
-    </w:p>
-    <w:p>
-      <w:pPr>
-        <w:ind w:leftChars="170"/>
+      </w:pPr>
+      <w:r>
         <w:rPr>
           <w:rFonts w:hint="eastAsia"/>
           <w:b/>
           <w:color w:val="FF0000"/>
         </w:rPr>
-      </w:pPr>
+        <w:t>兼容现有</w:t>
+      </w:r>
       <w:r>
         <w:rPr>
           <w:rFonts w:hint="eastAsia"/>
           <w:b/>
           <w:color w:val="FF0000"/>
         </w:rPr>
-        <w:t>兼容现有</w:t>
+        <w:t>js</w:t>
       </w:r>
       <w:r>
         <w:rPr>
@@ -2651,48 +2848,7 @@
           <w:b/>
           <w:color w:val="FF0000"/>
         </w:rPr>
-        <w:t>js</w:t>
-      </w:r>
-      <w:r>
-        <w:rPr>
-          <w:rFonts w:hint="eastAsia"/>
-          <w:b/>
-          <w:color w:val="FF0000"/>
-        </w:rPr>
-        <w:t>用例、缓存大小</w:t>
-      </w:r>
-      <w:r>
-        <w:rPr>
-          <w:rFonts w:hint="eastAsia"/>
-          <w:b/>
-          <w:color w:val="FF0000"/>
-        </w:rPr>
-        <w:t>（多少个）</w:t>
-      </w:r>
-      <w:r>
-        <w:rPr>
-          <w:rFonts w:hint="eastAsia"/>
-          <w:b/>
-          <w:color w:val="FF0000"/>
-        </w:rPr>
-        <w:t>，缓存更新时间间隔</w:t>
-      </w:r>
-    </w:p>
-    <w:p>
-      <w:pPr>
-        <w:ind w:leftChars="170"/>
-        <w:rPr>
-          <w:b/>
-          <w:color w:val="FF0000"/>
-        </w:rPr>
-      </w:pPr>
-      <w:r>
-        <w:rPr>
-          <w:rFonts w:hint="eastAsia"/>
-          <w:b/>
-          <w:color w:val="FF0000"/>
-        </w:rPr>
-        <w:t>全局配置项</w:t>
+        <w:t>用例</w:t>
       </w:r>
     </w:p>
     <w:p>
@@ -3129,12 +3285,11 @@
       <w:tblPr>
         <w:tblStyle w:val="TableGrid"/>
         <w:tblW w:w="0" w:type="auto"/>
-        <w:tblInd w:w="357" w:type="dxa"/>
         <w:tblLook w:val="04A0"/>
       </w:tblPr>
       <w:tblGrid>
         <w:gridCol w:w="2527"/>
-        <w:gridCol w:w="1511"/>
+        <w:gridCol w:w="1677"/>
         <w:gridCol w:w="2376"/>
         <w:gridCol w:w="1751"/>
       </w:tblGrid>
@@ -3245,7 +3400,7 @@
               <w:rPr>
                 <w:rFonts w:hint="eastAsia"/>
               </w:rPr>
-              <w:t>getCS</w:t>
+              <w:t>performance</w:t>
             </w:r>
           </w:p>
         </w:tc>
@@ -3254,44 +3409,68 @@
             <w:tcW w:w="2376" w:type="dxa"/>
           </w:tcPr>
           <w:p>
-            <w:r>
-              <w:t>D</w:t>
-            </w:r>
-            <w:r>
-              <w:rPr>
-                <w:rFonts w:hint="eastAsia"/>
-              </w:rPr>
-              <w:t>b</w:t>
-            </w:r>
-            <w:r>
-              <w:rPr>
-                <w:rFonts w:hint="eastAsia"/>
-              </w:rPr>
-              <w:t>端部不在</w:t>
-            </w:r>
-            <w:r>
-              <w:rPr>
-                <w:rFonts w:hint="eastAsia"/>
-              </w:rPr>
-              <w:t>cs</w:t>
-            </w:r>
-            <w:r>
-              <w:rPr>
-                <w:rFonts w:hint="eastAsia"/>
-              </w:rPr>
-              <w:t>的条件下，取新旧版本的驱动，做</w:t>
-            </w:r>
-            <w:r>
-              <w:rPr>
-                <w:rFonts w:hint="eastAsia"/>
-              </w:rPr>
-              <w:t>getCS</w:t>
-            </w:r>
-            <w:r>
-              <w:rPr>
-                <w:rFonts w:hint="eastAsia"/>
-              </w:rPr>
-              <w:t>操作，对比操作是否能正确返回对象</w:t>
+            <w:pPr>
+              <w:jc w:val="left"/>
+            </w:pPr>
+            <w:r>
+              <w:rPr>
+                <w:rFonts w:hint="eastAsia"/>
+              </w:rPr>
+              <w:t>取</w:t>
+            </w:r>
+            <w:r>
+              <w:rPr>
+                <w:rFonts w:hint="eastAsia"/>
+              </w:rPr>
+              <w:t>驱动，</w:t>
+            </w:r>
+            <w:r>
+              <w:rPr>
+                <w:rFonts w:hint="eastAsia"/>
+              </w:rPr>
+              <w:t>分别在没有开启缓存，和开启缓存两种状态下，</w:t>
+            </w:r>
+            <w:r>
+              <w:rPr>
+                <w:rFonts w:hint="eastAsia"/>
+              </w:rPr>
+              <w:t>获取已经存在的</w:t>
+            </w:r>
+            <w:r>
+              <w:rPr>
+                <w:rFonts w:hint="eastAsia"/>
+              </w:rPr>
+              <w:t>cs/cl</w:t>
+            </w:r>
+            <w:r>
+              <w:rPr>
+                <w:rFonts w:hint="eastAsia"/>
+              </w:rPr>
+              <w:t>，重复上述操作</w:t>
+            </w:r>
+            <w:r>
+              <w:rPr>
+                <w:rFonts w:hint="eastAsia"/>
+              </w:rPr>
+              <w:t>2000</w:t>
+            </w:r>
+            <w:r>
+              <w:rPr>
+                <w:rFonts w:hint="eastAsia"/>
+              </w:rPr>
+              <w:t>000</w:t>
+            </w:r>
+            <w:r>
+              <w:rPr>
+                <w:rFonts w:hint="eastAsia"/>
+              </w:rPr>
+              <w:t>次，计算</w:t>
+            </w:r>
+            <w:r>
+              <w:rPr>
+                <w:rFonts w:hint="eastAsia"/>
+              </w:rPr>
+              <w:t>耗时</w:t>
             </w:r>
           </w:p>
         </w:tc>
@@ -3300,35 +3479,20 @@
             <w:tcW w:w="1751" w:type="dxa"/>
           </w:tcPr>
           <w:p>
-            <w:r>
-              <w:rPr>
-                <w:rFonts w:hint="eastAsia"/>
-              </w:rPr>
-              <w:t>新的驱动能返回</w:t>
-            </w:r>
-            <w:r>
-              <w:rPr>
-                <w:rFonts w:hint="eastAsia"/>
-              </w:rPr>
-              <w:t>cs</w:t>
-            </w:r>
-            <w:r>
-              <w:rPr>
-                <w:rFonts w:hint="eastAsia"/>
-              </w:rPr>
-              <w:t>对象，旧的驱动不返回</w:t>
-            </w:r>
-            <w:r>
-              <w:rPr>
-                <w:rFonts w:hint="eastAsia"/>
-              </w:rPr>
-              <w:t>CS</w:t>
-            </w:r>
-            <w:r>
-              <w:rPr>
-                <w:rFonts w:hint="eastAsia"/>
-              </w:rPr>
-              <w:t>不存在的错误</w:t>
+            <w:pPr>
+              <w:jc w:val="left"/>
+            </w:pPr>
+            <w:r>
+              <w:rPr>
+                <w:rFonts w:hint="eastAsia"/>
+              </w:rPr>
+              <w:t>新驱动平均值时间远小于旧版驱动计算</w:t>
+            </w:r>
+            <w:r>
+              <w:rPr>
+                <w:rFonts w:hint="eastAsia"/>
+              </w:rPr>
+              <w:t>耗时</w:t>
             </w:r>
           </w:p>
         </w:tc>
@@ -3352,11 +3516,16 @@
             <w:tcW w:w="1511" w:type="dxa"/>
           </w:tcPr>
           <w:p>
-            <w:r>
-              <w:rPr>
-                <w:rFonts w:hint="eastAsia"/>
-              </w:rPr>
-              <w:t>getCS</w:t>
+            <w:pPr>
+              <w:rPr>
+                <w:rFonts w:hint="eastAsia"/>
+              </w:rPr>
+            </w:pPr>
+            <w:r>
+              <w:rPr>
+                <w:rFonts w:hint="eastAsia"/>
+              </w:rPr>
+              <w:t>functional</w:t>
             </w:r>
           </w:p>
         </w:tc>
@@ -3365,32 +3534,101 @@
             <w:tcW w:w="2376" w:type="dxa"/>
           </w:tcPr>
           <w:p>
-            <w:r>
-              <w:t>C</w:t>
-            </w:r>
-            <w:r>
-              <w:rPr>
-                <w:rFonts w:hint="eastAsia"/>
-              </w:rPr>
-              <w:t>s</w:t>
-            </w:r>
-            <w:r>
-              <w:rPr>
-                <w:rFonts w:hint="eastAsia"/>
-              </w:rPr>
-              <w:t>存在，取新旧版本的驱动，做</w:t>
-            </w:r>
-            <w:r>
-              <w:rPr>
-                <w:rFonts w:hint="eastAsia"/>
-              </w:rPr>
-              <w:t>getCS</w:t>
-            </w:r>
-            <w:r>
-              <w:rPr>
-                <w:rFonts w:hint="eastAsia"/>
-              </w:rPr>
-              <w:t>操作，对比操作是否能正确返回对象</w:t>
+            <w:pPr>
+              <w:jc w:val="left"/>
+              <w:rPr>
+                <w:rFonts w:hint="eastAsia"/>
+              </w:rPr>
+            </w:pPr>
+            <w:r>
+              <w:rPr>
+                <w:rFonts w:hint="eastAsia"/>
+              </w:rPr>
+              <w:t>取驱动，在没有开启的状态下，开启两个连接，连接</w:t>
+            </w:r>
+            <w:r>
+              <w:rPr>
+                <w:rFonts w:hint="eastAsia"/>
+              </w:rPr>
+              <w:t>1</w:t>
+            </w:r>
+            <w:r>
+              <w:rPr>
+                <w:rFonts w:hint="eastAsia"/>
+              </w:rPr>
+              <w:t>获取</w:t>
+            </w:r>
+            <w:r>
+              <w:rPr>
+                <w:rFonts w:hint="eastAsia"/>
+              </w:rPr>
+              <w:t>cs/cl</w:t>
+            </w:r>
+            <w:r>
+              <w:rPr>
+                <w:rFonts w:hint="eastAsia"/>
+              </w:rPr>
+              <w:t>，然后连接</w:t>
+            </w:r>
+            <w:r>
+              <w:rPr>
+                <w:rFonts w:hint="eastAsia"/>
+              </w:rPr>
+              <w:t>2</w:t>
+            </w:r>
+            <w:r>
+              <w:rPr>
+                <w:rFonts w:hint="eastAsia"/>
+              </w:rPr>
+              <w:t>删除</w:t>
+            </w:r>
+            <w:r>
+              <w:rPr>
+                <w:rFonts w:hint="eastAsia"/>
+              </w:rPr>
+              <w:t>cs/cl</w:t>
+            </w:r>
+            <w:r>
+              <w:rPr>
+                <w:rFonts w:hint="eastAsia"/>
+              </w:rPr>
+              <w:t>，等待</w:t>
+            </w:r>
+            <w:r>
+              <w:rPr>
+                <w:rFonts w:hint="eastAsia"/>
+              </w:rPr>
+              <w:t>5s</w:t>
+            </w:r>
+            <w:r>
+              <w:rPr>
+                <w:rFonts w:hint="eastAsia"/>
+              </w:rPr>
+              <w:t>，再获取该</w:t>
+            </w:r>
+            <w:r>
+              <w:rPr>
+                <w:rFonts w:hint="eastAsia"/>
+              </w:rPr>
+              <w:t>cs/cl</w:t>
+            </w:r>
+            <w:r>
+              <w:rPr>
+                <w:rFonts w:hint="eastAsia"/>
+              </w:rPr>
+              <w:t>；开启缓存，缓存超时时间</w:t>
+            </w:r>
+            <w:r>
+              <w:rPr>
+                <w:rFonts w:hint="eastAsia"/>
+              </w:rPr>
+              <w:t>3s</w:t>
+            </w:r>
+            <w:r>
+              <w:rPr>
+                <w:rFonts w:hint="eastAsia"/>
+              </w:rPr>
+              <w:t>，重复上述操作</w:t>
             </w:r>
           </w:p>
         </w:tc>
@@ -3399,11 +3637,53 @@
             <w:tcW w:w="1751" w:type="dxa"/>
           </w:tcPr>
           <w:p>
-            <w:r>
-              <w:rPr>
-                <w:rFonts w:hint="eastAsia"/>
-              </w:rPr>
-              <w:t>新旧版本驱动都能正确返回</w:t>
+            <w:pPr>
+              <w:jc w:val="left"/>
+              <w:rPr>
+                <w:rFonts w:hint="eastAsia"/>
+              </w:rPr>
+            </w:pPr>
+            <w:r>
+              <w:rPr>
+                <w:rFonts w:hint="eastAsia"/>
+              </w:rPr>
+              <w:t>连接</w:t>
+            </w:r>
+            <w:r>
+              <w:rPr>
+                <w:rFonts w:hint="eastAsia"/>
+              </w:rPr>
+              <w:t>1</w:t>
+            </w:r>
+            <w:r>
+              <w:rPr>
+                <w:rFonts w:hint="eastAsia"/>
+              </w:rPr>
+              <w:t>和连接</w:t>
+            </w:r>
+            <w:r>
+              <w:rPr>
+                <w:rFonts w:hint="eastAsia"/>
+              </w:rPr>
+              <w:t>2</w:t>
+            </w:r>
+            <w:r>
+              <w:rPr>
+                <w:rFonts w:hint="eastAsia"/>
+              </w:rPr>
+              <w:t>都会向</w:t>
+            </w:r>
+            <w:r>
+              <w:rPr>
+                <w:rFonts w:hint="eastAsia"/>
+              </w:rPr>
+              <w:t>db</w:t>
+            </w:r>
+            <w:r>
+              <w:rPr>
+                <w:rFonts w:hint="eastAsia"/>
+              </w:rPr>
+              <w:t>端请求</w:t>
             </w:r>
             <w:r>
               <w:rPr>
@@ -3415,826 +3695,7 @@
               <w:rPr>
                 <w:rFonts w:hint="eastAsia"/>
               </w:rPr>
-              <w:t>对象</w:t>
-            </w:r>
-          </w:p>
-        </w:tc>
-      </w:tr>
-      <w:tr>
-        <w:tc>
-          <w:tcPr>
-            <w:tcW w:w="2527" w:type="dxa"/>
-          </w:tcPr>
-          <w:p>
-            <w:r>
-              <w:rPr>
-                <w:rFonts w:hint="eastAsia"/>
-              </w:rPr>
-              <w:t>3</w:t>
-            </w:r>
-          </w:p>
-        </w:tc>
-        <w:tc>
-          <w:tcPr>
-            <w:tcW w:w="1511" w:type="dxa"/>
-          </w:tcPr>
-          <w:p>
-            <w:r>
-              <w:rPr>
-                <w:rFonts w:hint="eastAsia"/>
-              </w:rPr>
-              <w:t>getCS</w:t>
-            </w:r>
-          </w:p>
-        </w:tc>
-        <w:tc>
-          <w:tcPr>
-            <w:tcW w:w="2376" w:type="dxa"/>
-          </w:tcPr>
-          <w:p>
-            <w:r>
-              <w:t>C</w:t>
-            </w:r>
-            <w:r>
-              <w:rPr>
-                <w:rFonts w:hint="eastAsia"/>
-              </w:rPr>
-              <w:t>s</w:t>
-            </w:r>
-            <w:r>
-              <w:rPr>
-                <w:rFonts w:hint="eastAsia"/>
-              </w:rPr>
-              <w:t>不存在</w:t>
-            </w:r>
-            <w:r>
-              <w:rPr>
-                <w:rFonts w:hint="eastAsia"/>
-              </w:rPr>
-              <w:t>,</w:t>
-            </w:r>
-            <w:r>
-              <w:rPr>
-                <w:rFonts w:hint="eastAsia"/>
-              </w:rPr>
-              <w:t>取新版本驱动，执行</w:t>
-            </w:r>
-            <w:r>
-              <w:rPr>
-                <w:rFonts w:hint="eastAsia"/>
-              </w:rPr>
-              <w:t>getCS</w:t>
-            </w:r>
-            <w:r>
-              <w:rPr>
-                <w:rFonts w:hint="eastAsia"/>
-              </w:rPr>
-              <w:t>，并通过返回的</w:t>
-            </w:r>
-            <w:r>
-              <w:rPr>
-                <w:rFonts w:hint="eastAsia"/>
-              </w:rPr>
-              <w:t>cs</w:t>
-            </w:r>
-            <w:r>
-              <w:rPr>
-                <w:rFonts w:hint="eastAsia"/>
-              </w:rPr>
-              <w:t>对象，对</w:t>
-            </w:r>
-            <w:r>
-              <w:rPr>
-                <w:rFonts w:hint="eastAsia"/>
-              </w:rPr>
-              <w:t>db</w:t>
-            </w:r>
-            <w:r>
-              <w:rPr>
-                <w:rFonts w:hint="eastAsia"/>
-              </w:rPr>
-              <w:t>发出请求（执行</w:t>
-            </w:r>
-            <w:r>
-              <w:rPr>
-                <w:rFonts w:hint="eastAsia"/>
-              </w:rPr>
-              <w:t>cs</w:t>
-            </w:r>
-            <w:r>
-              <w:rPr>
-                <w:rFonts w:hint="eastAsia"/>
-              </w:rPr>
-              <w:t>提供的方法）</w:t>
-            </w:r>
-          </w:p>
-        </w:tc>
-        <w:tc>
-          <w:tcPr>
-            <w:tcW w:w="1751" w:type="dxa"/>
-          </w:tcPr>
-          <w:p>
-            <w:r>
-              <w:t>D</w:t>
-            </w:r>
-            <w:r>
-              <w:rPr>
-                <w:rFonts w:hint="eastAsia"/>
-              </w:rPr>
-              <w:t>b</w:t>
-            </w:r>
-            <w:r>
-              <w:rPr>
-                <w:rFonts w:hint="eastAsia"/>
-              </w:rPr>
-              <w:t>端对新旧版本驱动发出的请求返回</w:t>
-            </w:r>
-            <w:r>
-              <w:rPr>
-                <w:rFonts w:hint="eastAsia"/>
-              </w:rPr>
-              <w:t>CS</w:t>
-            </w:r>
-            <w:r>
-              <w:rPr>
-                <w:rFonts w:hint="eastAsia"/>
-              </w:rPr>
-              <w:t>不存在</w:t>
-            </w:r>
-          </w:p>
-        </w:tc>
-      </w:tr>
-      <w:tr>
-        <w:tc>
-          <w:tcPr>
-            <w:tcW w:w="2527" w:type="dxa"/>
-          </w:tcPr>
-          <w:p>
-            <w:r>
-              <w:rPr>
-                <w:rFonts w:hint="eastAsia"/>
-              </w:rPr>
-              <w:t>4</w:t>
-            </w:r>
-          </w:p>
-        </w:tc>
-        <w:tc>
-          <w:tcPr>
-            <w:tcW w:w="1511" w:type="dxa"/>
-          </w:tcPr>
-          <w:p>
-            <w:r>
-              <w:rPr>
-                <w:rFonts w:hint="eastAsia"/>
-              </w:rPr>
-              <w:t>getCS</w:t>
-            </w:r>
-          </w:p>
-        </w:tc>
-        <w:tc>
-          <w:tcPr>
-            <w:tcW w:w="2376" w:type="dxa"/>
-          </w:tcPr>
-          <w:p>
-            <w:r>
-              <w:t>C</w:t>
-            </w:r>
-            <w:r>
-              <w:rPr>
-                <w:rFonts w:hint="eastAsia"/>
-              </w:rPr>
-              <w:t>s</w:t>
-            </w:r>
-            <w:r>
-              <w:rPr>
-                <w:rFonts w:hint="eastAsia"/>
-              </w:rPr>
-              <w:t>存在</w:t>
-            </w:r>
-            <w:r>
-              <w:rPr>
-                <w:rFonts w:hint="eastAsia"/>
-              </w:rPr>
-              <w:t>,</w:t>
-            </w:r>
-            <w:r>
-              <w:rPr>
-                <w:rFonts w:hint="eastAsia"/>
-              </w:rPr>
-              <w:t>取新版本驱动，执行</w:t>
-            </w:r>
-            <w:r>
-              <w:rPr>
-                <w:rFonts w:hint="eastAsia"/>
-              </w:rPr>
-              <w:t>getCS</w:t>
-            </w:r>
-            <w:r>
-              <w:rPr>
-                <w:rFonts w:hint="eastAsia"/>
-              </w:rPr>
-              <w:t>，并通过返回的</w:t>
-            </w:r>
-            <w:r>
-              <w:rPr>
-                <w:rFonts w:hint="eastAsia"/>
-              </w:rPr>
-              <w:t>cs</w:t>
-            </w:r>
-            <w:r>
-              <w:rPr>
-                <w:rFonts w:hint="eastAsia"/>
-              </w:rPr>
-              <w:t>对象，对</w:t>
-            </w:r>
-            <w:r>
-              <w:rPr>
-                <w:rFonts w:hint="eastAsia"/>
-              </w:rPr>
-              <w:t>db</w:t>
-            </w:r>
-            <w:r>
-              <w:rPr>
-                <w:rFonts w:hint="eastAsia"/>
-              </w:rPr>
-              <w:t>发出请求（执行</w:t>
-            </w:r>
-            <w:r>
-              <w:rPr>
-                <w:rFonts w:hint="eastAsia"/>
-              </w:rPr>
-              <w:t>cs</w:t>
-            </w:r>
-            <w:r>
-              <w:rPr>
-                <w:rFonts w:hint="eastAsia"/>
-              </w:rPr>
-              <w:t>提供的方法）</w:t>
-            </w:r>
-          </w:p>
-        </w:tc>
-        <w:tc>
-          <w:tcPr>
-            <w:tcW w:w="1751" w:type="dxa"/>
-          </w:tcPr>
-          <w:p>
-            <w:r>
-              <w:t>D</w:t>
-            </w:r>
-            <w:r>
-              <w:rPr>
-                <w:rFonts w:hint="eastAsia"/>
-              </w:rPr>
-              <w:t>b</w:t>
-            </w:r>
-            <w:r>
-              <w:rPr>
-                <w:rFonts w:hint="eastAsia"/>
-              </w:rPr>
-              <w:t>端都能对新版本驱动发出的请求做出正确回应</w:t>
-            </w:r>
-          </w:p>
-        </w:tc>
-      </w:tr>
-      <w:tr>
-        <w:tc>
-          <w:tcPr>
-            <w:tcW w:w="2527" w:type="dxa"/>
-          </w:tcPr>
-          <w:p>
-            <w:r>
-              <w:t>5</w:t>
-            </w:r>
-          </w:p>
-        </w:tc>
-        <w:tc>
-          <w:tcPr>
-            <w:tcW w:w="1511" w:type="dxa"/>
-          </w:tcPr>
-          <w:p>
-            <w:r>
-              <w:rPr>
-                <w:rFonts w:hint="eastAsia"/>
-              </w:rPr>
-              <w:t>getCL</w:t>
-            </w:r>
-          </w:p>
-        </w:tc>
-        <w:tc>
-          <w:tcPr>
-            <w:tcW w:w="2376" w:type="dxa"/>
-          </w:tcPr>
-          <w:p>
-            <w:r>
-              <w:t>C</w:t>
-            </w:r>
-            <w:r>
-              <w:rPr>
-                <w:rFonts w:hint="eastAsia"/>
-              </w:rPr>
-              <w:t>s</w:t>
-            </w:r>
-            <w:r>
-              <w:rPr>
-                <w:rFonts w:hint="eastAsia"/>
-              </w:rPr>
-              <w:t>存在，</w:t>
-            </w:r>
-            <w:r>
-              <w:t>C</w:t>
-            </w:r>
-            <w:r>
-              <w:rPr>
-                <w:rFonts w:hint="eastAsia"/>
-              </w:rPr>
-              <w:t>l</w:t>
-            </w:r>
-            <w:r>
-              <w:rPr>
-                <w:rFonts w:hint="eastAsia"/>
-              </w:rPr>
-              <w:t>不存在。取新旧版本驱动，通过执行</w:t>
-            </w:r>
-            <w:r>
-              <w:rPr>
-                <w:rFonts w:hint="eastAsia"/>
-              </w:rPr>
-              <w:t>getCL</w:t>
-            </w:r>
-            <w:r>
-              <w:rPr>
-                <w:rFonts w:hint="eastAsia"/>
-              </w:rPr>
-              <w:t>操作，检查能否获取到</w:t>
-            </w:r>
-            <w:r>
-              <w:rPr>
-                <w:rFonts w:hint="eastAsia"/>
-              </w:rPr>
-              <w:t>cl</w:t>
-            </w:r>
-            <w:r>
-              <w:rPr>
-                <w:rFonts w:hint="eastAsia"/>
-              </w:rPr>
-              <w:t>对象</w:t>
-            </w:r>
-          </w:p>
-        </w:tc>
-        <w:tc>
-          <w:tcPr>
-            <w:tcW w:w="1751" w:type="dxa"/>
-          </w:tcPr>
-          <w:p>
-            <w:r>
-              <w:rPr>
-                <w:rFonts w:hint="eastAsia"/>
-              </w:rPr>
-              <w:t>新版本能返回</w:t>
-            </w:r>
-            <w:r>
-              <w:rPr>
-                <w:rFonts w:hint="eastAsia"/>
-              </w:rPr>
-              <w:t>cl</w:t>
-            </w:r>
-            <w:r>
-              <w:rPr>
-                <w:rFonts w:hint="eastAsia"/>
-              </w:rPr>
-              <w:t>对象</w:t>
-            </w:r>
-            <w:r>
-              <w:rPr>
-                <w:rFonts w:hint="eastAsia"/>
-              </w:rPr>
-              <w:t>,</w:t>
-            </w:r>
-            <w:r>
-              <w:rPr>
-                <w:rFonts w:hint="eastAsia"/>
-              </w:rPr>
-              <w:t>旧版本驱动不能返回</w:t>
-            </w:r>
-            <w:r>
-              <w:rPr>
-                <w:rFonts w:hint="eastAsia"/>
-              </w:rPr>
-              <w:t>cl</w:t>
-            </w:r>
-            <w:r>
-              <w:rPr>
-                <w:rFonts w:hint="eastAsia"/>
-              </w:rPr>
-              <w:t>不存在</w:t>
-            </w:r>
-          </w:p>
-        </w:tc>
-      </w:tr>
-      <w:tr>
-        <w:tc>
-          <w:tcPr>
-            <w:tcW w:w="2527" w:type="dxa"/>
-          </w:tcPr>
-          <w:p>
-            <w:r>
-              <w:rPr>
-                <w:rFonts w:hint="eastAsia"/>
-              </w:rPr>
-              <w:t>6</w:t>
-            </w:r>
-          </w:p>
-        </w:tc>
-        <w:tc>
-          <w:tcPr>
-            <w:tcW w:w="1511" w:type="dxa"/>
-          </w:tcPr>
-          <w:p>
-            <w:r>
-              <w:rPr>
-                <w:rFonts w:hint="eastAsia"/>
-              </w:rPr>
-              <w:t>getCL</w:t>
-            </w:r>
-          </w:p>
-        </w:tc>
-        <w:tc>
-          <w:tcPr>
-            <w:tcW w:w="2376" w:type="dxa"/>
-          </w:tcPr>
-          <w:p>
-            <w:r>
-              <w:t>C</w:t>
-            </w:r>
-            <w:r>
-              <w:rPr>
-                <w:rFonts w:hint="eastAsia"/>
-              </w:rPr>
-              <w:t>s</w:t>
-            </w:r>
-            <w:r>
-              <w:rPr>
-                <w:rFonts w:hint="eastAsia"/>
-              </w:rPr>
-              <w:t>存在，</w:t>
-            </w:r>
-            <w:r>
-              <w:t>C</w:t>
-            </w:r>
-            <w:r>
-              <w:rPr>
-                <w:rFonts w:hint="eastAsia"/>
-              </w:rPr>
-              <w:t>l</w:t>
-            </w:r>
-            <w:r>
-              <w:rPr>
-                <w:rFonts w:hint="eastAsia"/>
-              </w:rPr>
-              <w:t>存在。旧版本驱动，通过执行</w:t>
-            </w:r>
-            <w:r>
-              <w:rPr>
-                <w:rFonts w:hint="eastAsia"/>
-              </w:rPr>
-              <w:t>getCL</w:t>
-            </w:r>
-            <w:r>
-              <w:rPr>
-                <w:rFonts w:hint="eastAsia"/>
-              </w:rPr>
-              <w:t>操作，检查能否获取到</w:t>
-            </w:r>
-            <w:r>
-              <w:rPr>
-                <w:rFonts w:hint="eastAsia"/>
-              </w:rPr>
-              <w:t>cl</w:t>
-            </w:r>
-            <w:r>
-              <w:rPr>
-                <w:rFonts w:hint="eastAsia"/>
-              </w:rPr>
-              <w:t>对象</w:t>
-            </w:r>
-          </w:p>
-        </w:tc>
-        <w:tc>
-          <w:tcPr>
-            <w:tcW w:w="1751" w:type="dxa"/>
-          </w:tcPr>
-          <w:p>
-            <w:r>
-              <w:rPr>
-                <w:rFonts w:hint="eastAsia"/>
-              </w:rPr>
-              <w:t>新旧版本能返回</w:t>
-            </w:r>
-            <w:r>
-              <w:rPr>
-                <w:rFonts w:hint="eastAsia"/>
-              </w:rPr>
-              <w:t>cl</w:t>
-            </w:r>
-            <w:r>
-              <w:rPr>
-                <w:rFonts w:hint="eastAsia"/>
-              </w:rPr>
-              <w:t>对象</w:t>
-            </w:r>
-          </w:p>
-        </w:tc>
-      </w:tr>
-      <w:tr>
-        <w:tc>
-          <w:tcPr>
-            <w:tcW w:w="2527" w:type="dxa"/>
-          </w:tcPr>
-          <w:p>
-            <w:r>
-              <w:rPr>
-                <w:rFonts w:hint="eastAsia"/>
-              </w:rPr>
-              <w:t>7</w:t>
-            </w:r>
-          </w:p>
-        </w:tc>
-        <w:tc>
-          <w:tcPr>
-            <w:tcW w:w="1511" w:type="dxa"/>
-          </w:tcPr>
-          <w:p>
-            <w:r>
-              <w:rPr>
-                <w:rFonts w:hint="eastAsia"/>
-              </w:rPr>
-              <w:t>getCL</w:t>
-            </w:r>
-          </w:p>
-        </w:tc>
-        <w:tc>
-          <w:tcPr>
-            <w:tcW w:w="2376" w:type="dxa"/>
-          </w:tcPr>
-          <w:p>
-            <w:r>
-              <w:t>C</w:t>
-            </w:r>
-            <w:r>
-              <w:rPr>
-                <w:rFonts w:hint="eastAsia"/>
-              </w:rPr>
-              <w:t>s</w:t>
-            </w:r>
-            <w:r>
-              <w:rPr>
-                <w:rFonts w:hint="eastAsia"/>
-              </w:rPr>
-              <w:t>存在，</w:t>
-            </w:r>
-            <w:r>
-              <w:t>C</w:t>
-            </w:r>
-            <w:r>
-              <w:rPr>
-                <w:rFonts w:hint="eastAsia"/>
-              </w:rPr>
-              <w:t>l</w:t>
-            </w:r>
-            <w:r>
-              <w:rPr>
-                <w:rFonts w:hint="eastAsia"/>
-              </w:rPr>
-              <w:t>不存在。取新旧版本驱动，执行</w:t>
-            </w:r>
-            <w:r>
-              <w:rPr>
-                <w:rFonts w:hint="eastAsia"/>
-              </w:rPr>
-              <w:t>getCl</w:t>
-            </w:r>
-            <w:r>
-              <w:rPr>
-                <w:rFonts w:hint="eastAsia"/>
-              </w:rPr>
-              <w:t>，并通过返回的</w:t>
-            </w:r>
-            <w:r>
-              <w:rPr>
-                <w:rFonts w:hint="eastAsia"/>
-              </w:rPr>
-              <w:t>cl</w:t>
-            </w:r>
-            <w:r>
-              <w:rPr>
-                <w:rFonts w:hint="eastAsia"/>
-              </w:rPr>
-              <w:t>对象，对</w:t>
-            </w:r>
-            <w:r>
-              <w:rPr>
-                <w:rFonts w:hint="eastAsia"/>
-              </w:rPr>
-              <w:t>db</w:t>
-            </w:r>
-            <w:r>
-              <w:rPr>
-                <w:rFonts w:hint="eastAsia"/>
-              </w:rPr>
-              <w:t>发出请求（执行</w:t>
-            </w:r>
-            <w:r>
-              <w:rPr>
-                <w:rFonts w:hint="eastAsia"/>
-              </w:rPr>
-              <w:t>cl</w:t>
-            </w:r>
-            <w:r>
-              <w:rPr>
-                <w:rFonts w:hint="eastAsia"/>
-              </w:rPr>
-              <w:t>提供的方法）</w:t>
-            </w:r>
-          </w:p>
-        </w:tc>
-        <w:tc>
-          <w:tcPr>
-            <w:tcW w:w="1751" w:type="dxa"/>
-          </w:tcPr>
-          <w:p>
-            <w:r>
-              <w:t>D</w:t>
-            </w:r>
-            <w:r>
-              <w:rPr>
-                <w:rFonts w:hint="eastAsia"/>
-              </w:rPr>
-              <w:t>b</w:t>
-            </w:r>
-            <w:r>
-              <w:rPr>
-                <w:rFonts w:hint="eastAsia"/>
-              </w:rPr>
-              <w:t>端对新旧版本驱动发出的请求返回</w:t>
-            </w:r>
-            <w:r>
-              <w:rPr>
-                <w:rFonts w:hint="eastAsia"/>
-              </w:rPr>
-              <w:t>CS</w:t>
-            </w:r>
-            <w:r>
-              <w:rPr>
-                <w:rFonts w:hint="eastAsia"/>
-              </w:rPr>
-              <w:t>不存在</w:t>
-            </w:r>
-          </w:p>
-        </w:tc>
-      </w:tr>
-      <w:tr>
-        <w:tc>
-          <w:tcPr>
-            <w:tcW w:w="2527" w:type="dxa"/>
-          </w:tcPr>
-          <w:p>
-            <w:r>
-              <w:rPr>
-                <w:rFonts w:hint="eastAsia"/>
-              </w:rPr>
-              <w:t>8</w:t>
-            </w:r>
-          </w:p>
-        </w:tc>
-        <w:tc>
-          <w:tcPr>
-            <w:tcW w:w="1511" w:type="dxa"/>
-          </w:tcPr>
-          <w:p>
-            <w:r>
-              <w:rPr>
-                <w:rFonts w:hint="eastAsia"/>
-              </w:rPr>
-              <w:t>getCL</w:t>
-            </w:r>
-          </w:p>
-        </w:tc>
-        <w:tc>
-          <w:tcPr>
-            <w:tcW w:w="2376" w:type="dxa"/>
-          </w:tcPr>
-          <w:p>
-            <w:r>
-              <w:t>C</w:t>
-            </w:r>
-            <w:r>
-              <w:rPr>
-                <w:rFonts w:hint="eastAsia"/>
-              </w:rPr>
-              <w:t>s</w:t>
-            </w:r>
-            <w:r>
-              <w:rPr>
-                <w:rFonts w:hint="eastAsia"/>
-              </w:rPr>
-              <w:t>存在，</w:t>
-            </w:r>
-            <w:r>
-              <w:t>C</w:t>
-            </w:r>
-            <w:r>
-              <w:rPr>
-                <w:rFonts w:hint="eastAsia"/>
-              </w:rPr>
-              <w:t>l</w:t>
-            </w:r>
-            <w:r>
-              <w:rPr>
-                <w:rFonts w:hint="eastAsia"/>
-              </w:rPr>
-              <w:t>存在</w:t>
-            </w:r>
-            <w:r>
-              <w:rPr>
-                <w:rFonts w:hint="eastAsia"/>
-              </w:rPr>
-              <w:t>,</w:t>
-            </w:r>
-            <w:r>
-              <w:rPr>
-                <w:rFonts w:hint="eastAsia"/>
-              </w:rPr>
-              <w:t>取新版本驱动，执行</w:t>
-            </w:r>
-            <w:r>
-              <w:rPr>
-                <w:rFonts w:hint="eastAsia"/>
-              </w:rPr>
-              <w:t>getCl</w:t>
-            </w:r>
-            <w:r>
-              <w:rPr>
-                <w:rFonts w:hint="eastAsia"/>
-              </w:rPr>
-              <w:t>，并通过返回的</w:t>
-            </w:r>
-            <w:r>
-              <w:rPr>
-                <w:rFonts w:hint="eastAsia"/>
-              </w:rPr>
-              <w:t>cl</w:t>
-            </w:r>
-            <w:r>
-              <w:rPr>
-                <w:rFonts w:hint="eastAsia"/>
-              </w:rPr>
-              <w:t>对象，对</w:t>
-            </w:r>
-            <w:r>
-              <w:rPr>
-                <w:rFonts w:hint="eastAsia"/>
-              </w:rPr>
-              <w:t>db</w:t>
-            </w:r>
-            <w:r>
-              <w:rPr>
-                <w:rFonts w:hint="eastAsia"/>
-              </w:rPr>
-              <w:t>发出请求（执行</w:t>
-            </w:r>
-            <w:r>
-              <w:rPr>
-                <w:rFonts w:hint="eastAsia"/>
-              </w:rPr>
-              <w:t>cl</w:t>
-            </w:r>
-            <w:r>
-              <w:rPr>
-                <w:rFonts w:hint="eastAsia"/>
-              </w:rPr>
-              <w:t>提供的方法）</w:t>
-            </w:r>
-          </w:p>
-        </w:tc>
-        <w:tc>
-          <w:tcPr>
-            <w:tcW w:w="1751" w:type="dxa"/>
-          </w:tcPr>
-          <w:p>
-            <w:r>
-              <w:t>D</w:t>
-            </w:r>
-            <w:r>
-              <w:rPr>
-                <w:rFonts w:hint="eastAsia"/>
-              </w:rPr>
-              <w:t>b</w:t>
-            </w:r>
-            <w:r>
-              <w:rPr>
-                <w:rFonts w:hint="eastAsia"/>
-              </w:rPr>
-              <w:t>端能正确处理客户端发送的请求</w:t>
+              <w:t>（缓存超时）</w:t>
             </w:r>
           </w:p>
         </w:tc>
@@ -4249,7 +3710,6 @@
         <w:rPr>
           <w:rFonts w:hint="eastAsia"/>
         </w:rPr>
-        <w:lastRenderedPageBreak/>
         <w:t>Checklist</w:t>
       </w:r>
     </w:p>
@@ -4417,6 +3877,12 @@
             <w:pPr>
               <w:ind w:left="0"/>
             </w:pPr>
+            <w:r>
+              <w:rPr>
+                <w:rFonts w:hint="eastAsia"/>
+              </w:rPr>
+              <w:t>Y</w:t>
+            </w:r>
           </w:p>
         </w:tc>
         <w:tc>
@@ -4461,6 +3927,12 @@
             <w:pPr>
               <w:ind w:left="0"/>
             </w:pPr>
+            <w:r>
+              <w:rPr>
+                <w:rFonts w:hint="eastAsia"/>
+              </w:rPr>
+              <w:t>Y</w:t>
+            </w:r>
           </w:p>
         </w:tc>
         <w:tc>
@@ -4499,6 +3971,12 @@
             <w:pPr>
               <w:ind w:left="0"/>
             </w:pPr>
+            <w:r>
+              <w:rPr>
+                <w:rFonts w:hint="eastAsia"/>
+              </w:rPr>
+              <w:t>Y</w:t>
+            </w:r>
           </w:p>
         </w:tc>
         <w:tc>
@@ -4537,6 +4015,12 @@
             <w:pPr>
               <w:ind w:left="0"/>
             </w:pPr>
+            <w:r>
+              <w:rPr>
+                <w:rFonts w:hint="eastAsia"/>
+              </w:rPr>
+              <w:t>Y</w:t>
+            </w:r>
           </w:p>
         </w:tc>
         <w:tc>
@@ -4575,6 +4059,12 @@
             <w:pPr>
               <w:ind w:left="0"/>
             </w:pPr>
+            <w:r>
+              <w:rPr>
+                <w:rFonts w:hint="eastAsia"/>
+              </w:rPr>
+              <w:t>Y</w:t>
+            </w:r>
           </w:p>
         </w:tc>
         <w:tc>
@@ -4613,6 +4103,12 @@
             <w:pPr>
               <w:ind w:left="0"/>
             </w:pPr>
+            <w:r>
+              <w:rPr>
+                <w:rFonts w:hint="eastAsia"/>
+              </w:rPr>
+              <w:t>Y</w:t>
+            </w:r>
           </w:p>
         </w:tc>
         <w:tc>
@@ -4623,6 +4119,12 @@
             <w:pPr>
               <w:ind w:left="0"/>
             </w:pPr>
+            <w:r>
+              <w:rPr>
+                <w:rFonts w:hint="eastAsia"/>
+              </w:rPr>
+              <w:t>新增配置缓存接口</w:t>
+            </w:r>
           </w:p>
         </w:tc>
       </w:tr>
@@ -4651,6 +4153,12 @@
             <w:pPr>
               <w:ind w:left="0"/>
             </w:pPr>
+            <w:r>
+              <w:rPr>
+                <w:rFonts w:hint="eastAsia"/>
+              </w:rPr>
+              <w:t>N</w:t>
+            </w:r>
           </w:p>
         </w:tc>
         <w:tc>

--- a/internal_doc/03.开发设计/Story-驱动优化.docx
+++ b/internal_doc/03.开发设计/Story-驱动优化.docx
@@ -427,11 +427,6 @@
       </w:r>
     </w:p>
     <w:p>
-      <w:pPr>
-        <w:rPr>
-          <w:rFonts w:hint="eastAsia"/>
-        </w:rPr>
-      </w:pPr>
       <w:r>
         <w:rPr>
           <w:rFonts w:hint="eastAsia"/>
@@ -509,7 +504,20 @@
         <w:rPr>
           <w:b/>
         </w:rPr>
-        <w:t>INT32 openCacheStrategy(</w:t>
+        <w:t xml:space="preserve">INT32 </w:t>
+      </w:r>
+      <w:r>
+        <w:rPr>
+          <w:rFonts w:hint="eastAsia"/>
+          <w:b/>
+        </w:rPr>
+        <w:t>initClient</w:t>
+      </w:r>
+      <w:r>
+        <w:rPr>
+          <w:b/>
+        </w:rPr>
+        <w:t>(</w:t>
       </w:r>
       <w:r>
         <w:rPr>
@@ -543,7 +551,7 @@
           <w:rFonts w:hint="eastAsia"/>
           <w:b/>
         </w:rPr>
-        <w:t xml:space="preserve">           </w:t>
+        <w:t xml:space="preserve">  </w:t>
       </w:r>
       <w:r>
         <w:rPr>
@@ -569,7 +577,7 @@
           <w:rFonts w:hint="eastAsia"/>
           <w:b/>
         </w:rPr>
-        <w:t xml:space="preserve">           </w:t>
+        <w:t xml:space="preserve">  </w:t>
       </w:r>
       <w:r>
         <w:rPr>
@@ -623,7 +631,26 @@
         <w:rPr>
           <w:b/>
         </w:rPr>
-        <w:t>INT32 openCacheStrategy( BOOLEAN turnOn,</w:t>
+        <w:t xml:space="preserve">INT32 </w:t>
+      </w:r>
+      <w:r>
+        <w:rPr>
+          <w:rFonts w:hint="eastAsia"/>
+          <w:b/>
+        </w:rPr>
+        <w:t>initClient</w:t>
+      </w:r>
+      <w:r>
+        <w:rPr>
+          <w:b/>
+        </w:rPr>
+        <w:t xml:space="preserve"> </w:t>
+      </w:r>
+      <w:r>
+        <w:rPr>
+          <w:b/>
+        </w:rPr>
+        <w:t>( BOOLEAN turnOn,</w:t>
       </w:r>
     </w:p>
     <w:p>
@@ -643,14 +670,14 @@
           <w:rFonts w:hint="eastAsia"/>
           <w:b/>
         </w:rPr>
-        <w:t xml:space="preserve">    </w:t>
-      </w:r>
-      <w:r>
-        <w:rPr>
-          <w:rFonts w:hint="eastAsia"/>
-          <w:b/>
-        </w:rPr>
-        <w:t xml:space="preserve">       </w:t>
+        <w:t xml:space="preserve">  </w:t>
+      </w:r>
+      <w:r>
+        <w:rPr>
+          <w:rFonts w:hint="eastAsia"/>
+          <w:b/>
+        </w:rPr>
+        <w:t xml:space="preserve"> </w:t>
       </w:r>
       <w:r>
         <w:rPr>
@@ -676,14 +703,14 @@
           <w:rFonts w:hint="eastAsia"/>
           <w:b/>
         </w:rPr>
-        <w:t xml:space="preserve">    </w:t>
-      </w:r>
-      <w:r>
-        <w:rPr>
-          <w:rFonts w:hint="eastAsia"/>
-          <w:b/>
-        </w:rPr>
-        <w:t xml:space="preserve">       </w:t>
+        <w:t xml:space="preserve">  </w:t>
+      </w:r>
+      <w:r>
+        <w:rPr>
+          <w:rFonts w:hint="eastAsia"/>
+          <w:b/>
+        </w:rPr>
+        <w:t xml:space="preserve"> </w:t>
       </w:r>
       <w:r>
         <w:rPr>
@@ -3516,11 +3543,6 @@
             <w:tcW w:w="1511" w:type="dxa"/>
           </w:tcPr>
           <w:p>
-            <w:pPr>
-              <w:rPr>
-                <w:rFonts w:hint="eastAsia"/>
-              </w:rPr>
-            </w:pPr>
             <w:r>
               <w:rPr>
                 <w:rFonts w:hint="eastAsia"/>
@@ -3536,9 +3558,6 @@
           <w:p>
             <w:pPr>
               <w:jc w:val="left"/>
-              <w:rPr>
-                <w:rFonts w:hint="eastAsia"/>
-              </w:rPr>
             </w:pPr>
             <w:r>
               <w:rPr>
@@ -3639,9 +3658,6 @@
           <w:p>
             <w:pPr>
               <w:jc w:val="left"/>
-              <w:rPr>
-                <w:rFonts w:hint="eastAsia"/>
-              </w:rPr>
             </w:pPr>
             <w:r>
               <w:rPr>
@@ -4031,6 +4047,12 @@
             <w:pPr>
               <w:ind w:left="0"/>
             </w:pPr>
+            <w:r>
+              <w:rPr>
+                <w:rFonts w:hint="eastAsia"/>
+              </w:rPr>
+              <w:t>新增接口，增加文档注释</w:t>
+            </w:r>
           </w:p>
         </w:tc>
       </w:tr>
@@ -4075,6 +4097,12 @@
             <w:pPr>
               <w:ind w:left="0"/>
             </w:pPr>
+            <w:r>
+              <w:rPr>
+                <w:rFonts w:hint="eastAsia"/>
+              </w:rPr>
+              <w:t>新增接口</w:t>
+            </w:r>
           </w:p>
         </w:tc>
       </w:tr>
@@ -4158,6 +4186,12 @@
                 <w:rFonts w:hint="eastAsia"/>
               </w:rPr>
               <w:t>N</w:t>
+            </w:r>
+            <w:r>
+              <w:rPr>
+                <w:rFonts w:hint="eastAsia"/>
+              </w:rPr>
+              <w:t>A</w:t>
             </w:r>
           </w:p>
         </w:tc>

--- a/internal_doc/03.开发设计/Story-驱动优化.docx
+++ b/internal_doc/03.开发设计/Story-驱动优化.docx
@@ -530,7 +530,20 @@
         <w:rPr>
           <w:b/>
         </w:rPr>
-        <w:t>BOOLEAN turnOn,</w:t>
+        <w:t xml:space="preserve">BOOLEAN </w:t>
+      </w:r>
+      <w:r>
+        <w:rPr>
+          <w:rFonts w:hint="eastAsia"/>
+          <w:b/>
+        </w:rPr>
+        <w:t>enableCacheStrategy</w:t>
+      </w:r>
+      <w:r>
+        <w:rPr>
+          <w:b/>
+        </w:rPr>
+        <w:t>,</w:t>
       </w:r>
     </w:p>
     <w:p>
@@ -650,7 +663,20 @@
         <w:rPr>
           <w:b/>
         </w:rPr>
-        <w:t>( BOOLEAN turnOn,</w:t>
+        <w:t xml:space="preserve">( BOOLEAN </w:t>
+      </w:r>
+      <w:r>
+        <w:rPr>
+          <w:rFonts w:hint="eastAsia"/>
+          <w:b/>
+        </w:rPr>
+        <w:t>enableCacheStrategy</w:t>
+      </w:r>
+      <w:r>
+        <w:rPr>
+          <w:b/>
+        </w:rPr>
+        <w:t>,</w:t>
       </w:r>
     </w:p>
     <w:p>
@@ -3855,6 +3881,12 @@
             <w:pPr>
               <w:ind w:left="0"/>
             </w:pPr>
+            <w:r>
+              <w:rPr>
+                <w:rFonts w:hint="eastAsia"/>
+              </w:rPr>
+              <w:t>Y</w:t>
+            </w:r>
           </w:p>
         </w:tc>
         <w:tc>
@@ -4185,13 +4217,7 @@
               <w:rPr>
                 <w:rFonts w:hint="eastAsia"/>
               </w:rPr>
-              <w:t>N</w:t>
-            </w:r>
-            <w:r>
-              <w:rPr>
-                <w:rFonts w:hint="eastAsia"/>
-              </w:rPr>
-              <w:t>A</w:t>
+              <w:t>Y</w:t>
             </w:r>
           </w:p>
         </w:tc>
@@ -4203,6 +4229,18 @@
             <w:pPr>
               <w:ind w:left="0"/>
             </w:pPr>
+            <w:r>
+              <w:rPr>
+                <w:rFonts w:hint="eastAsia"/>
+              </w:rPr>
+              <w:t>PHP/Java</w:t>
+            </w:r>
+            <w:r>
+              <w:rPr>
+                <w:rFonts w:hint="eastAsia"/>
+              </w:rPr>
+              <w:t>通知更新更新</w:t>
+            </w:r>
           </w:p>
         </w:tc>
       </w:tr>
@@ -4237,6 +4275,12 @@
             <w:pPr>
               <w:ind w:left="0"/>
             </w:pPr>
+            <w:r>
+              <w:rPr>
+                <w:rFonts w:hint="eastAsia"/>
+              </w:rPr>
+              <w:t>NA</w:t>
+            </w:r>
           </w:p>
         </w:tc>
         <w:tc>
